--- a/backend/app/tests/reports/modules/test_flight_missions_api_documentation.docx
+++ b/backend/app/tests/reports/modules/test_flight_missions_api_documentation.docx
@@ -12,12 +12,12 @@
     </w:p>
     <w:p>
       <w:r>
-        <w:t>Generated at: 2026-07-24T07:50:03+00:00</w:t>
+        <w:t>Generated at: 2026-07-24T11:28:26+00:00</w:t>
       </w:r>
     </w:p>
     <w:p>
       <w:r>
-        <w:t>Test session started: 2026-07-24T07:49:54+00:00</w:t>
+        <w:t>Test session started: 2026-07-24T11:22:47+00:00</w:t>
       </w:r>
     </w:p>
     <w:p>
@@ -88,29 +88,29 @@
           </w:tcPr>
           <w:p>
             <w:r>
-              <w:t>2</w:t>
-            </w:r>
-          </w:p>
-        </w:tc>
-      </w:tr>
-      <w:tr>
-        <w:tc>
-          <w:tcPr>
-            <w:tcW w:w="2400" w:type="dxa"/>
-          </w:tcPr>
-          <w:p>
-            <w:r>
-              <w:t>Passed</w:t>
-            </w:r>
-          </w:p>
-        </w:tc>
-        <w:tc>
-          <w:tcPr>
-            <w:tcW w:w="2400" w:type="dxa"/>
-          </w:tcPr>
-          <w:p>
-            <w:r>
-              <w:t>0</w:t>
+              <w:t>27</w:t>
+            </w:r>
+          </w:p>
+        </w:tc>
+      </w:tr>
+      <w:tr>
+        <w:tc>
+          <w:tcPr>
+            <w:tcW w:w="2400" w:type="dxa"/>
+          </w:tcPr>
+          <w:p>
+            <w:r>
+              <w:t>Passed</w:t>
+            </w:r>
+          </w:p>
+        </w:tc>
+        <w:tc>
+          <w:tcPr>
+            <w:tcW w:w="2400" w:type="dxa"/>
+          </w:tcPr>
+          <w:p>
+            <w:r>
+              <w:t>25</w:t>
             </w:r>
           </w:p>
         </w:tc>
@@ -318,6 +318,1014 @@
           </w:tcPr>
           <w:p>
             <w:r>
+              <w:t>test_create_mission_rejects_waypoint_leg_touching_restricted_zone</w:t>
+            </w:r>
+          </w:p>
+        </w:tc>
+        <w:tc>
+          <w:tcPr>
+            <w:tcW w:w="2400" w:type="dxa"/>
+          </w:tcPr>
+          <w:p>
+            <w:r>
+              <w:t>Waypoints can both be outside a restricted zone while the straight mission | leg between them clips it. Mission creation must reject that route.</w:t>
+            </w:r>
+          </w:p>
+        </w:tc>
+        <w:tc>
+          <w:tcPr>
+            <w:tcW w:w="2400" w:type="dxa"/>
+          </w:tcPr>
+          <w:p>
+            <w:r>
+              <w:t>Passed</w:t>
+            </w:r>
+          </w:p>
+        </w:tc>
+        <w:tc>
+          <w:tcPr>
+            <w:tcW w:w="2400" w:type="dxa"/>
+          </w:tcPr>
+          <w:p>
+            <w:r>
+              <w:t>0.352</w:t>
+            </w:r>
+          </w:p>
+        </w:tc>
+        <w:tc>
+          <w:tcPr>
+            <w:tcW w:w="2400" w:type="dxa"/>
+          </w:tcPr>
+          <w:p>
+            <w:r>
+              <w:t>asyncio</w:t>
+            </w:r>
+          </w:p>
+        </w:tc>
+        <w:tc>
+          <w:tcPr>
+            <w:tcW w:w="2400" w:type="dxa"/>
+          </w:tcPr>
+          <w:p>
+            <w:r>
+              <w:t>-</w:t>
+            </w:r>
+          </w:p>
+        </w:tc>
+      </w:tr>
+      <w:tr>
+        <w:tc>
+          <w:tcPr>
+            <w:tcW w:w="2400" w:type="dxa"/>
+          </w:tcPr>
+          <w:p>
+            <w:r>
+              <w:t>2</w:t>
+            </w:r>
+          </w:p>
+        </w:tc>
+        <w:tc>
+          <w:tcPr>
+            <w:tcW w:w="2400" w:type="dxa"/>
+          </w:tcPr>
+          <w:p>
+            <w:r>
+              <w:t>test_delete_executing_mission_409</w:t>
+            </w:r>
+          </w:p>
+        </w:tc>
+        <w:tc>
+          <w:tcPr>
+            <w:tcW w:w="2400" w:type="dxa"/>
+          </w:tcPr>
+          <w:p>
+            <w:r>
+              <w:t>A mission whose status has been set to 'executing' must NOT be | deletable — the endpoint must return 409. | The status patch requires MISSION_COMMANDER; admin fulfils that role.</w:t>
+            </w:r>
+          </w:p>
+        </w:tc>
+        <w:tc>
+          <w:tcPr>
+            <w:tcW w:w="2400" w:type="dxa"/>
+          </w:tcPr>
+          <w:p>
+            <w:r>
+              <w:t>Passed</w:t>
+            </w:r>
+          </w:p>
+        </w:tc>
+        <w:tc>
+          <w:tcPr>
+            <w:tcW w:w="2400" w:type="dxa"/>
+          </w:tcPr>
+          <w:p>
+            <w:r>
+              <w:t>0.696</w:t>
+            </w:r>
+          </w:p>
+        </w:tc>
+        <w:tc>
+          <w:tcPr>
+            <w:tcW w:w="2400" w:type="dxa"/>
+          </w:tcPr>
+          <w:p>
+            <w:r>
+              <w:t>asyncio</w:t>
+            </w:r>
+          </w:p>
+        </w:tc>
+        <w:tc>
+          <w:tcPr>
+            <w:tcW w:w="2400" w:type="dxa"/>
+          </w:tcPr>
+          <w:p>
+            <w:r>
+              <w:t>-</w:t>
+            </w:r>
+          </w:p>
+        </w:tc>
+      </w:tr>
+      <w:tr>
+        <w:tc>
+          <w:tcPr>
+            <w:tcW w:w="2400" w:type="dxa"/>
+          </w:tcPr>
+          <w:p>
+            <w:r>
+              <w:t>3</w:t>
+            </w:r>
+          </w:p>
+        </w:tc>
+        <w:tc>
+          <w:tcPr>
+            <w:tcW w:w="2400" w:type="dxa"/>
+          </w:tcPr>
+          <w:p>
+            <w:r>
+              <w:t>test_delete_mission_204</w:t>
+            </w:r>
+          </w:p>
+        </w:tc>
+        <w:tc>
+          <w:tcPr>
+            <w:tcW w:w="2400" w:type="dxa"/>
+          </w:tcPr>
+          <w:p>
+            <w:r>
+              <w:t>DELETE on an existing mission must return 204 and the mission must | no longer be accessible via GET.</w:t>
+            </w:r>
+          </w:p>
+        </w:tc>
+        <w:tc>
+          <w:tcPr>
+            <w:tcW w:w="2400" w:type="dxa"/>
+          </w:tcPr>
+          <w:p>
+            <w:r>
+              <w:t>Passed</w:t>
+            </w:r>
+          </w:p>
+        </w:tc>
+        <w:tc>
+          <w:tcPr>
+            <w:tcW w:w="2400" w:type="dxa"/>
+          </w:tcPr>
+          <w:p>
+            <w:r>
+              <w:t>0.420</w:t>
+            </w:r>
+          </w:p>
+        </w:tc>
+        <w:tc>
+          <w:tcPr>
+            <w:tcW w:w="2400" w:type="dxa"/>
+          </w:tcPr>
+          <w:p>
+            <w:r>
+              <w:t>asyncio</w:t>
+            </w:r>
+          </w:p>
+        </w:tc>
+        <w:tc>
+          <w:tcPr>
+            <w:tcW w:w="2400" w:type="dxa"/>
+          </w:tcPr>
+          <w:p>
+            <w:r>
+              <w:t>-</w:t>
+            </w:r>
+          </w:p>
+        </w:tc>
+      </w:tr>
+      <w:tr>
+        <w:tc>
+          <w:tcPr>
+            <w:tcW w:w="2400" w:type="dxa"/>
+          </w:tcPr>
+          <w:p>
+            <w:r>
+              <w:t>4</w:t>
+            </w:r>
+          </w:p>
+        </w:tc>
+        <w:tc>
+          <w:tcPr>
+            <w:tcW w:w="2400" w:type="dxa"/>
+          </w:tcPr>
+          <w:p>
+            <w:r>
+              <w:t>test_delete_mission_not_found_404</w:t>
+            </w:r>
+          </w:p>
+        </w:tc>
+        <w:tc>
+          <w:tcPr>
+            <w:tcW w:w="2400" w:type="dxa"/>
+          </w:tcPr>
+          <w:p>
+            <w:r>
+              <w:t>Deleting a non-existent mission ID must return 404.</w:t>
+            </w:r>
+          </w:p>
+        </w:tc>
+        <w:tc>
+          <w:tcPr>
+            <w:tcW w:w="2400" w:type="dxa"/>
+          </w:tcPr>
+          <w:p>
+            <w:r>
+              <w:t>Passed</w:t>
+            </w:r>
+          </w:p>
+        </w:tc>
+        <w:tc>
+          <w:tcPr>
+            <w:tcW w:w="2400" w:type="dxa"/>
+          </w:tcPr>
+          <w:p>
+            <w:r>
+              <w:t>0.365</w:t>
+            </w:r>
+          </w:p>
+        </w:tc>
+        <w:tc>
+          <w:tcPr>
+            <w:tcW w:w="2400" w:type="dxa"/>
+          </w:tcPr>
+          <w:p>
+            <w:r>
+              <w:t>asyncio</w:t>
+            </w:r>
+          </w:p>
+        </w:tc>
+        <w:tc>
+          <w:tcPr>
+            <w:tcW w:w="2400" w:type="dxa"/>
+          </w:tcPr>
+          <w:p>
+            <w:r>
+              <w:t>-</w:t>
+            </w:r>
+          </w:p>
+        </w:tc>
+      </w:tr>
+      <w:tr>
+        <w:tc>
+          <w:tcPr>
+            <w:tcW w:w="2400" w:type="dxa"/>
+          </w:tcPr>
+          <w:p>
+            <w:r>
+              <w:t>5</w:t>
+            </w:r>
+          </w:p>
+        </w:tc>
+        <w:tc>
+          <w:tcPr>
+            <w:tcW w:w="2400" w:type="dxa"/>
+          </w:tcPr>
+          <w:p>
+            <w:r>
+              <w:t>test_delete_mission_unauthenticated_401</w:t>
+            </w:r>
+          </w:p>
+        </w:tc>
+        <w:tc>
+          <w:tcPr>
+            <w:tcW w:w="2400" w:type="dxa"/>
+          </w:tcPr>
+          <w:p>
+            <w:r>
+              <w:t>No Bearer token on DELETE must return 401.</w:t>
+            </w:r>
+          </w:p>
+        </w:tc>
+        <w:tc>
+          <w:tcPr>
+            <w:tcW w:w="2400" w:type="dxa"/>
+          </w:tcPr>
+          <w:p>
+            <w:r>
+              <w:t>Passed</w:t>
+            </w:r>
+          </w:p>
+        </w:tc>
+        <w:tc>
+          <w:tcPr>
+            <w:tcW w:w="2400" w:type="dxa"/>
+          </w:tcPr>
+          <w:p>
+            <w:r>
+              <w:t>0.376</w:t>
+            </w:r>
+          </w:p>
+        </w:tc>
+        <w:tc>
+          <w:tcPr>
+            <w:tcW w:w="2400" w:type="dxa"/>
+          </w:tcPr>
+          <w:p>
+            <w:r>
+              <w:t>asyncio</w:t>
+            </w:r>
+          </w:p>
+        </w:tc>
+        <w:tc>
+          <w:tcPr>
+            <w:tcW w:w="2400" w:type="dxa"/>
+          </w:tcPr>
+          <w:p>
+            <w:r>
+              <w:t>-</w:t>
+            </w:r>
+          </w:p>
+        </w:tc>
+      </w:tr>
+      <w:tr>
+        <w:tc>
+          <w:tcPr>
+            <w:tcW w:w="2400" w:type="dxa"/>
+          </w:tcPr>
+          <w:p>
+            <w:r>
+              <w:t>6</w:t>
+            </w:r>
+          </w:p>
+        </w:tc>
+        <w:tc>
+          <w:tcPr>
+            <w:tcW w:w="2400" w:type="dxa"/>
+          </w:tcPr>
+          <w:p>
+            <w:r>
+              <w:t>test_delete_mission_viewer_403</w:t>
+            </w:r>
+          </w:p>
+        </w:tc>
+        <w:tc>
+          <w:tcPr>
+            <w:tcW w:w="2400" w:type="dxa"/>
+          </w:tcPr>
+          <w:p>
+            <w:r>
+              <w:t>VIEWER must receive 403 when trying to delete a mission.</w:t>
+            </w:r>
+          </w:p>
+        </w:tc>
+        <w:tc>
+          <w:tcPr>
+            <w:tcW w:w="2400" w:type="dxa"/>
+          </w:tcPr>
+          <w:p>
+            <w:r>
+              <w:t>Passed</w:t>
+            </w:r>
+          </w:p>
+        </w:tc>
+        <w:tc>
+          <w:tcPr>
+            <w:tcW w:w="2400" w:type="dxa"/>
+          </w:tcPr>
+          <w:p>
+            <w:r>
+              <w:t>0.650</w:t>
+            </w:r>
+          </w:p>
+        </w:tc>
+        <w:tc>
+          <w:tcPr>
+            <w:tcW w:w="2400" w:type="dxa"/>
+          </w:tcPr>
+          <w:p>
+            <w:r>
+              <w:t>asyncio</w:t>
+            </w:r>
+          </w:p>
+        </w:tc>
+        <w:tc>
+          <w:tcPr>
+            <w:tcW w:w="2400" w:type="dxa"/>
+          </w:tcPr>
+          <w:p>
+            <w:r>
+              <w:t>-</w:t>
+            </w:r>
+          </w:p>
+        </w:tc>
+      </w:tr>
+      <w:tr>
+        <w:tc>
+          <w:tcPr>
+            <w:tcW w:w="2400" w:type="dxa"/>
+          </w:tcPr>
+          <w:p>
+            <w:r>
+              <w:t>7</w:t>
+            </w:r>
+          </w:p>
+        </w:tc>
+        <w:tc>
+          <w:tcPr>
+            <w:tcW w:w="2400" w:type="dxa"/>
+          </w:tcPr>
+          <w:p>
+            <w:r>
+              <w:t>test_get_mission_by_id_200</w:t>
+            </w:r>
+          </w:p>
+        </w:tc>
+        <w:tc>
+          <w:tcPr>
+            <w:tcW w:w="2400" w:type="dxa"/>
+          </w:tcPr>
+          <w:p>
+            <w:r>
+              <w:t>GET by ID returns mission with waypoints list.</w:t>
+            </w:r>
+          </w:p>
+        </w:tc>
+        <w:tc>
+          <w:tcPr>
+            <w:tcW w:w="2400" w:type="dxa"/>
+          </w:tcPr>
+          <w:p>
+            <w:r>
+              <w:t>Passed</w:t>
+            </w:r>
+          </w:p>
+        </w:tc>
+        <w:tc>
+          <w:tcPr>
+            <w:tcW w:w="2400" w:type="dxa"/>
+          </w:tcPr>
+          <w:p>
+            <w:r>
+              <w:t>0.381</w:t>
+            </w:r>
+          </w:p>
+        </w:tc>
+        <w:tc>
+          <w:tcPr>
+            <w:tcW w:w="2400" w:type="dxa"/>
+          </w:tcPr>
+          <w:p>
+            <w:r>
+              <w:t>asyncio</w:t>
+            </w:r>
+          </w:p>
+        </w:tc>
+        <w:tc>
+          <w:tcPr>
+            <w:tcW w:w="2400" w:type="dxa"/>
+          </w:tcPr>
+          <w:p>
+            <w:r>
+              <w:t>-</w:t>
+            </w:r>
+          </w:p>
+        </w:tc>
+      </w:tr>
+      <w:tr>
+        <w:tc>
+          <w:tcPr>
+            <w:tcW w:w="2400" w:type="dxa"/>
+          </w:tcPr>
+          <w:p>
+            <w:r>
+              <w:t>8</w:t>
+            </w:r>
+          </w:p>
+        </w:tc>
+        <w:tc>
+          <w:tcPr>
+            <w:tcW w:w="2400" w:type="dxa"/>
+          </w:tcPr>
+          <w:p>
+            <w:r>
+              <w:t>test_get_mission_by_id_not_found_404</w:t>
+            </w:r>
+          </w:p>
+        </w:tc>
+        <w:tc>
+          <w:tcPr>
+            <w:tcW w:w="2400" w:type="dxa"/>
+          </w:tcPr>
+          <w:p>
+            <w:r>
+              <w:t>GET on a non-existent mission ID must return 404.</w:t>
+            </w:r>
+          </w:p>
+        </w:tc>
+        <w:tc>
+          <w:tcPr>
+            <w:tcW w:w="2400" w:type="dxa"/>
+          </w:tcPr>
+          <w:p>
+            <w:r>
+              <w:t>Passed</w:t>
+            </w:r>
+          </w:p>
+        </w:tc>
+        <w:tc>
+          <w:tcPr>
+            <w:tcW w:w="2400" w:type="dxa"/>
+          </w:tcPr>
+          <w:p>
+            <w:r>
+              <w:t>0.340</w:t>
+            </w:r>
+          </w:p>
+        </w:tc>
+        <w:tc>
+          <w:tcPr>
+            <w:tcW w:w="2400" w:type="dxa"/>
+          </w:tcPr>
+          <w:p>
+            <w:r>
+              <w:t>asyncio</w:t>
+            </w:r>
+          </w:p>
+        </w:tc>
+        <w:tc>
+          <w:tcPr>
+            <w:tcW w:w="2400" w:type="dxa"/>
+          </w:tcPr>
+          <w:p>
+            <w:r>
+              <w:t>-</w:t>
+            </w:r>
+          </w:p>
+        </w:tc>
+      </w:tr>
+      <w:tr>
+        <w:tc>
+          <w:tcPr>
+            <w:tcW w:w="2400" w:type="dxa"/>
+          </w:tcPr>
+          <w:p>
+            <w:r>
+              <w:t>9</w:t>
+            </w:r>
+          </w:p>
+        </w:tc>
+        <w:tc>
+          <w:tcPr>
+            <w:tcW w:w="2400" w:type="dxa"/>
+          </w:tcPr>
+          <w:p>
+            <w:r>
+              <w:t>test_get_mission_by_id_unauthenticated_401</w:t>
+            </w:r>
+          </w:p>
+        </w:tc>
+        <w:tc>
+          <w:tcPr>
+            <w:tcW w:w="2400" w:type="dxa"/>
+          </w:tcPr>
+          <w:p>
+            <w:r>
+              <w:t>GET without a token must return 401.</w:t>
+            </w:r>
+          </w:p>
+        </w:tc>
+        <w:tc>
+          <w:tcPr>
+            <w:tcW w:w="2400" w:type="dxa"/>
+          </w:tcPr>
+          <w:p>
+            <w:r>
+              <w:t>Passed</w:t>
+            </w:r>
+          </w:p>
+        </w:tc>
+        <w:tc>
+          <w:tcPr>
+            <w:tcW w:w="2400" w:type="dxa"/>
+          </w:tcPr>
+          <w:p>
+            <w:r>
+              <w:t>0.026</w:t>
+            </w:r>
+          </w:p>
+        </w:tc>
+        <w:tc>
+          <w:tcPr>
+            <w:tcW w:w="2400" w:type="dxa"/>
+          </w:tcPr>
+          <w:p>
+            <w:r>
+              <w:t>asyncio</w:t>
+            </w:r>
+          </w:p>
+        </w:tc>
+        <w:tc>
+          <w:tcPr>
+            <w:tcW w:w="2400" w:type="dxa"/>
+          </w:tcPr>
+          <w:p>
+            <w:r>
+              <w:t>-</w:t>
+            </w:r>
+          </w:p>
+        </w:tc>
+      </w:tr>
+      <w:tr>
+        <w:tc>
+          <w:tcPr>
+            <w:tcW w:w="2400" w:type="dxa"/>
+          </w:tcPr>
+          <w:p>
+            <w:r>
+              <w:t>10</w:t>
+            </w:r>
+          </w:p>
+        </w:tc>
+        <w:tc>
+          <w:tcPr>
+            <w:tcW w:w="2400" w:type="dxa"/>
+          </w:tcPr>
+          <w:p>
+            <w:r>
+              <w:t>test_list_missions_empty_200</w:t>
+            </w:r>
+          </w:p>
+        </w:tc>
+        <w:tc>
+          <w:tcPr>
+            <w:tcW w:w="2400" w:type="dxa"/>
+          </w:tcPr>
+          <w:p>
+            <w:r>
+              <w:t>When no missions exist the endpoint must return HTTP 200 with an | empty list, not 404.</w:t>
+            </w:r>
+          </w:p>
+        </w:tc>
+        <w:tc>
+          <w:tcPr>
+            <w:tcW w:w="2400" w:type="dxa"/>
+          </w:tcPr>
+          <w:p>
+            <w:r>
+              <w:t>Passed</w:t>
+            </w:r>
+          </w:p>
+        </w:tc>
+        <w:tc>
+          <w:tcPr>
+            <w:tcW w:w="2400" w:type="dxa"/>
+          </w:tcPr>
+          <w:p>
+            <w:r>
+              <w:t>0.377</w:t>
+            </w:r>
+          </w:p>
+        </w:tc>
+        <w:tc>
+          <w:tcPr>
+            <w:tcW w:w="2400" w:type="dxa"/>
+          </w:tcPr>
+          <w:p>
+            <w:r>
+              <w:t>asyncio</w:t>
+            </w:r>
+          </w:p>
+        </w:tc>
+        <w:tc>
+          <w:tcPr>
+            <w:tcW w:w="2400" w:type="dxa"/>
+          </w:tcPr>
+          <w:p>
+            <w:r>
+              <w:t>-</w:t>
+            </w:r>
+          </w:p>
+        </w:tc>
+      </w:tr>
+      <w:tr>
+        <w:tc>
+          <w:tcPr>
+            <w:tcW w:w="2400" w:type="dxa"/>
+          </w:tcPr>
+          <w:p>
+            <w:r>
+              <w:t>11</w:t>
+            </w:r>
+          </w:p>
+        </w:tc>
+        <w:tc>
+          <w:tcPr>
+            <w:tcW w:w="2400" w:type="dxa"/>
+          </w:tcPr>
+          <w:p>
+            <w:r>
+              <w:t>test_list_missions_ordered_newest_first</w:t>
+            </w:r>
+          </w:p>
+        </w:tc>
+        <w:tc>
+          <w:tcPr>
+            <w:tcW w:w="2400" w:type="dxa"/>
+          </w:tcPr>
+          <w:p>
+            <w:r>
+              <w:t>The list must be ordered newest-first (created_at DESC). | The second mission created should appear before the first.</w:t>
+            </w:r>
+          </w:p>
+        </w:tc>
+        <w:tc>
+          <w:tcPr>
+            <w:tcW w:w="2400" w:type="dxa"/>
+          </w:tcPr>
+          <w:p>
+            <w:r>
+              <w:t>Passed</w:t>
+            </w:r>
+          </w:p>
+        </w:tc>
+        <w:tc>
+          <w:tcPr>
+            <w:tcW w:w="2400" w:type="dxa"/>
+          </w:tcPr>
+          <w:p>
+            <w:r>
+              <w:t>0.456</w:t>
+            </w:r>
+          </w:p>
+        </w:tc>
+        <w:tc>
+          <w:tcPr>
+            <w:tcW w:w="2400" w:type="dxa"/>
+          </w:tcPr>
+          <w:p>
+            <w:r>
+              <w:t>asyncio</w:t>
+            </w:r>
+          </w:p>
+        </w:tc>
+        <w:tc>
+          <w:tcPr>
+            <w:tcW w:w="2400" w:type="dxa"/>
+          </w:tcPr>
+          <w:p>
+            <w:r>
+              <w:t>-</w:t>
+            </w:r>
+          </w:p>
+        </w:tc>
+      </w:tr>
+      <w:tr>
+        <w:tc>
+          <w:tcPr>
+            <w:tcW w:w="2400" w:type="dxa"/>
+          </w:tcPr>
+          <w:p>
+            <w:r>
+              <w:t>12</w:t>
+            </w:r>
+          </w:p>
+        </w:tc>
+        <w:tc>
+          <w:tcPr>
+            <w:tcW w:w="2400" w:type="dxa"/>
+          </w:tcPr>
+          <w:p>
+            <w:r>
+              <w:t>test_list_missions_returns_created_missions</w:t>
+            </w:r>
+          </w:p>
+        </w:tc>
+        <w:tc>
+          <w:tcPr>
+            <w:tcW w:w="2400" w:type="dxa"/>
+          </w:tcPr>
+          <w:p>
+            <w:r>
+              <w:t>Missions created via POST must appear in the GET list response. | Each item must carry its id, name, mission_type, and a waypoints list.</w:t>
+            </w:r>
+          </w:p>
+        </w:tc>
+        <w:tc>
+          <w:tcPr>
+            <w:tcW w:w="2400" w:type="dxa"/>
+          </w:tcPr>
+          <w:p>
+            <w:r>
+              <w:t>Passed</w:t>
+            </w:r>
+          </w:p>
+        </w:tc>
+        <w:tc>
+          <w:tcPr>
+            <w:tcW w:w="2400" w:type="dxa"/>
+          </w:tcPr>
+          <w:p>
+            <w:r>
+              <w:t>0.456</w:t>
+            </w:r>
+          </w:p>
+        </w:tc>
+        <w:tc>
+          <w:tcPr>
+            <w:tcW w:w="2400" w:type="dxa"/>
+          </w:tcPr>
+          <w:p>
+            <w:r>
+              <w:t>asyncio</w:t>
+            </w:r>
+          </w:p>
+        </w:tc>
+        <w:tc>
+          <w:tcPr>
+            <w:tcW w:w="2400" w:type="dxa"/>
+          </w:tcPr>
+          <w:p>
+            <w:r>
+              <w:t>-</w:t>
+            </w:r>
+          </w:p>
+        </w:tc>
+      </w:tr>
+      <w:tr>
+        <w:tc>
+          <w:tcPr>
+            <w:tcW w:w="2400" w:type="dxa"/>
+          </w:tcPr>
+          <w:p>
+            <w:r>
+              <w:t>13</w:t>
+            </w:r>
+          </w:p>
+        </w:tc>
+        <w:tc>
+          <w:tcPr>
+            <w:tcW w:w="2400" w:type="dxa"/>
+          </w:tcPr>
+          <w:p>
+            <w:r>
+              <w:t>test_list_missions_unauthenticated_401</w:t>
+            </w:r>
+          </w:p>
+        </w:tc>
+        <w:tc>
+          <w:tcPr>
+            <w:tcW w:w="2400" w:type="dxa"/>
+          </w:tcPr>
+          <w:p>
+            <w:r>
+              <w:t>No Bearer token on the list endpoint must return 401.</w:t>
+            </w:r>
+          </w:p>
+        </w:tc>
+        <w:tc>
+          <w:tcPr>
+            <w:tcW w:w="2400" w:type="dxa"/>
+          </w:tcPr>
+          <w:p>
+            <w:r>
+              <w:t>Passed</w:t>
+            </w:r>
+          </w:p>
+        </w:tc>
+        <w:tc>
+          <w:tcPr>
+            <w:tcW w:w="2400" w:type="dxa"/>
+          </w:tcPr>
+          <w:p>
+            <w:r>
+              <w:t>0.022</w:t>
+            </w:r>
+          </w:p>
+        </w:tc>
+        <w:tc>
+          <w:tcPr>
+            <w:tcW w:w="2400" w:type="dxa"/>
+          </w:tcPr>
+          <w:p>
+            <w:r>
+              <w:t>asyncio</w:t>
+            </w:r>
+          </w:p>
+        </w:tc>
+        <w:tc>
+          <w:tcPr>
+            <w:tcW w:w="2400" w:type="dxa"/>
+          </w:tcPr>
+          <w:p>
+            <w:r>
+              <w:t>-</w:t>
+            </w:r>
+          </w:p>
+        </w:tc>
+      </w:tr>
+      <w:tr>
+        <w:tc>
+          <w:tcPr>
+            <w:tcW w:w="2400" w:type="dxa"/>
+          </w:tcPr>
+          <w:p>
+            <w:r>
+              <w:t>14</w:t>
+            </w:r>
+          </w:p>
+        </w:tc>
+        <w:tc>
+          <w:tcPr>
+            <w:tcW w:w="2400" w:type="dxa"/>
+          </w:tcPr>
+          <w:p>
+            <w:r>
+              <w:t>test_list_missions_viewer_can_read</w:t>
+            </w:r>
+          </w:p>
+        </w:tc>
+        <w:tc>
+          <w:tcPr>
+            <w:tcW w:w="2400" w:type="dxa"/>
+          </w:tcPr>
+          <w:p>
+            <w:r>
+              <w:t>VIEWER role must be able to list missions (read-only access).</w:t>
+            </w:r>
+          </w:p>
+        </w:tc>
+        <w:tc>
+          <w:tcPr>
+            <w:tcW w:w="2400" w:type="dxa"/>
+          </w:tcPr>
+          <w:p>
+            <w:r>
+              <w:t>Passed</w:t>
+            </w:r>
+          </w:p>
+        </w:tc>
+        <w:tc>
+          <w:tcPr>
+            <w:tcW w:w="2400" w:type="dxa"/>
+          </w:tcPr>
+          <w:p>
+            <w:r>
+              <w:t>0.753</w:t>
+            </w:r>
+          </w:p>
+        </w:tc>
+        <w:tc>
+          <w:tcPr>
+            <w:tcW w:w="2400" w:type="dxa"/>
+          </w:tcPr>
+          <w:p>
+            <w:r>
+              <w:t>asyncio</w:t>
+            </w:r>
+          </w:p>
+        </w:tc>
+        <w:tc>
+          <w:tcPr>
+            <w:tcW w:w="2400" w:type="dxa"/>
+          </w:tcPr>
+          <w:p>
+            <w:r>
+              <w:t>-</w:t>
+            </w:r>
+          </w:p>
+        </w:tc>
+      </w:tr>
+      <w:tr>
+        <w:tc>
+          <w:tcPr>
+            <w:tcW w:w="2400" w:type="dxa"/>
+          </w:tcPr>
+          <w:p>
+            <w:r>
+              <w:t>15</w:t>
+            </w:r>
+          </w:p>
+        </w:tc>
+        <w:tc>
+          <w:tcPr>
+            <w:tcW w:w="2400" w:type="dxa"/>
+          </w:tcPr>
+          <w:p>
+            <w:r>
               <w:t>test_update_mission_geofence_200</w:t>
             </w:r>
           </w:p>
@@ -348,39 +1356,39 @@
           </w:tcPr>
           <w:p>
             <w:r>
-              <w:t>0.499</w:t>
-            </w:r>
-          </w:p>
-        </w:tc>
-        <w:tc>
-          <w:tcPr>
-            <w:tcW w:w="2400" w:type="dxa"/>
-          </w:tcPr>
-          <w:p>
-            <w:r>
-              <w:t>asyncio</w:t>
-            </w:r>
-          </w:p>
-        </w:tc>
-        <w:tc>
-          <w:tcPr>
-            <w:tcW w:w="2400" w:type="dxa"/>
-          </w:tcPr>
-          <w:p>
-            <w:r>
-              <w:t>client = &lt;httpx.AsyncClient object at 0x76422f9ad610&gt; | flight_controller_user = &lt;app.models.user.User object at 0x76422f92c390&gt; | make_token = &lt;function make_token.&lt;locals&gt;._inner at 0x76422fa41a80&gt; |     @pytest.mark.asyncio |     async def test_update_mission_geofence_200( |         client: AsyncClient, flight_controller_user, make_token |     ): |         """Update a planning-status mission's geofence and verify it persists.""" |         hdrs = auth_headers(flight_controller_user, make_token) |         m = await _make_mission(client, hdrs) |         try: |             geofence = {</w:t>
-            </w:r>
-          </w:p>
-        </w:tc>
-      </w:tr>
-      <w:tr>
-        <w:tc>
-          <w:tcPr>
-            <w:tcW w:w="2400" w:type="dxa"/>
-          </w:tcPr>
-          <w:p>
-            <w:r>
-              <w:t>2</w:t>
+              <w:t>0.323</w:t>
+            </w:r>
+          </w:p>
+        </w:tc>
+        <w:tc>
+          <w:tcPr>
+            <w:tcW w:w="2400" w:type="dxa"/>
+          </w:tcPr>
+          <w:p>
+            <w:r>
+              <w:t>asyncio</w:t>
+            </w:r>
+          </w:p>
+        </w:tc>
+        <w:tc>
+          <w:tcPr>
+            <w:tcW w:w="2400" w:type="dxa"/>
+          </w:tcPr>
+          <w:p>
+            <w:r>
+              <w:t>client = &lt;httpx.AsyncClient object at 0x78683126f250&gt; | flight_controller_user = &lt;app.models.user.User object at 0x78683105a790&gt; | make_token = &lt;function make_token.&lt;locals&gt;._inner at 0x786831235080&gt; |     @pytest.mark.asyncio |     async def test_update_mission_geofence_200( |         client: AsyncClient, flight_controller_user, make_token |     ): |         """Update a planning-status mission's geofence and verify it persists.""" |         hdrs = auth_headers(flight_controller_user, make_token) |         m = await _make_mission(client, hdrs) |         try: |             geofence = {</w:t>
+            </w:r>
+          </w:p>
+        </w:tc>
+      </w:tr>
+      <w:tr>
+        <w:tc>
+          <w:tcPr>
+            <w:tcW w:w="2400" w:type="dxa"/>
+          </w:tcPr>
+          <w:p>
+            <w:r>
+              <w:t>16</w:t>
             </w:r>
           </w:p>
         </w:tc>
@@ -420,27 +1428,819 @@
           </w:tcPr>
           <w:p>
             <w:r>
-              <w:t>0.491</w:t>
-            </w:r>
-          </w:p>
-        </w:tc>
-        <w:tc>
-          <w:tcPr>
-            <w:tcW w:w="2400" w:type="dxa"/>
-          </w:tcPr>
-          <w:p>
-            <w:r>
-              <w:t>asyncio</w:t>
-            </w:r>
-          </w:p>
-        </w:tc>
-        <w:tc>
-          <w:tcPr>
-            <w:tcW w:w="2400" w:type="dxa"/>
-          </w:tcPr>
-          <w:p>
-            <w:r>
-              <w:t>client = &lt;httpx.AsyncClient object at 0x76422f8dc1d0&gt; | flight_controller_user = &lt;app.models.user.User object at 0x76422f9bc390&gt; | make_token = &lt;function make_token.&lt;locals&gt;._inner at 0x764245bd8ea0&gt; |     @pytest.mark.asyncio |     async def test_update_mission_name_and_waypoints_200( |         client: AsyncClient, flight_controller_user, make_token |     ): |         """Update mission name and replace waypoints.""" |         hdrs = auth_headers(flight_controller_user, make_token) |         m = await _make_mission(client, hdrs) |         try: |             new_wp = {</w:t>
+              <w:t>0.372</w:t>
+            </w:r>
+          </w:p>
+        </w:tc>
+        <w:tc>
+          <w:tcPr>
+            <w:tcW w:w="2400" w:type="dxa"/>
+          </w:tcPr>
+          <w:p>
+            <w:r>
+              <w:t>asyncio</w:t>
+            </w:r>
+          </w:p>
+        </w:tc>
+        <w:tc>
+          <w:tcPr>
+            <w:tcW w:w="2400" w:type="dxa"/>
+          </w:tcPr>
+          <w:p>
+            <w:r>
+              <w:t>client = &lt;httpx.AsyncClient object at 0x78683126e350&gt; | flight_controller_user = &lt;app.models.user.User object at 0x78683126fa90&gt; | make_token = &lt;function make_token.&lt;locals&gt;._inner at 0x786831183920&gt; |     @pytest.mark.asyncio |     async def test_update_mission_name_and_waypoints_200( |         client: AsyncClient, flight_controller_user, make_token |     ): |         """Update mission name and replace waypoints.""" |         hdrs = auth_headers(flight_controller_user, make_token) |         m = await _make_mission(client, hdrs) |         try: |             new_wp = {</w:t>
+            </w:r>
+          </w:p>
+        </w:tc>
+      </w:tr>
+      <w:tr>
+        <w:tc>
+          <w:tcPr>
+            <w:tcW w:w="2400" w:type="dxa"/>
+          </w:tcPr>
+          <w:p>
+            <w:r>
+              <w:t>17</w:t>
+            </w:r>
+          </w:p>
+        </w:tc>
+        <w:tc>
+          <w:tcPr>
+            <w:tcW w:w="2400" w:type="dxa"/>
+          </w:tcPr>
+          <w:p>
+            <w:r>
+              <w:t>test_update_mission_non_planning_status_409</w:t>
+            </w:r>
+          </w:p>
+        </w:tc>
+        <w:tc>
+          <w:tcPr>
+            <w:tcW w:w="2400" w:type="dxa"/>
+          </w:tcPr>
+          <w:p>
+            <w:r>
+              <w:t>Cannot edit a mission that is not in 'planning' status → 409.</w:t>
+            </w:r>
+          </w:p>
+        </w:tc>
+        <w:tc>
+          <w:tcPr>
+            <w:tcW w:w="2400" w:type="dxa"/>
+          </w:tcPr>
+          <w:p>
+            <w:r>
+              <w:t>Passed</w:t>
+            </w:r>
+          </w:p>
+        </w:tc>
+        <w:tc>
+          <w:tcPr>
+            <w:tcW w:w="2400" w:type="dxa"/>
+          </w:tcPr>
+          <w:p>
+            <w:r>
+              <w:t>0.662</w:t>
+            </w:r>
+          </w:p>
+        </w:tc>
+        <w:tc>
+          <w:tcPr>
+            <w:tcW w:w="2400" w:type="dxa"/>
+          </w:tcPr>
+          <w:p>
+            <w:r>
+              <w:t>asyncio</w:t>
+            </w:r>
+          </w:p>
+        </w:tc>
+        <w:tc>
+          <w:tcPr>
+            <w:tcW w:w="2400" w:type="dxa"/>
+          </w:tcPr>
+          <w:p>
+            <w:r>
+              <w:t>-</w:t>
+            </w:r>
+          </w:p>
+        </w:tc>
+      </w:tr>
+      <w:tr>
+        <w:tc>
+          <w:tcPr>
+            <w:tcW w:w="2400" w:type="dxa"/>
+          </w:tcPr>
+          <w:p>
+            <w:r>
+              <w:t>18</w:t>
+            </w:r>
+          </w:p>
+        </w:tc>
+        <w:tc>
+          <w:tcPr>
+            <w:tcW w:w="2400" w:type="dxa"/>
+          </w:tcPr>
+          <w:p>
+            <w:r>
+              <w:t>test_update_mission_not_found_404</w:t>
+            </w:r>
+          </w:p>
+        </w:tc>
+        <w:tc>
+          <w:tcPr>
+            <w:tcW w:w="2400" w:type="dxa"/>
+          </w:tcPr>
+          <w:p>
+            <w:r>
+              <w:t>Non-existent mission → 404.</w:t>
+            </w:r>
+          </w:p>
+        </w:tc>
+        <w:tc>
+          <w:tcPr>
+            <w:tcW w:w="2400" w:type="dxa"/>
+          </w:tcPr>
+          <w:p>
+            <w:r>
+              <w:t>Passed</w:t>
+            </w:r>
+          </w:p>
+        </w:tc>
+        <w:tc>
+          <w:tcPr>
+            <w:tcW w:w="2400" w:type="dxa"/>
+          </w:tcPr>
+          <w:p>
+            <w:r>
+              <w:t>0.340</w:t>
+            </w:r>
+          </w:p>
+        </w:tc>
+        <w:tc>
+          <w:tcPr>
+            <w:tcW w:w="2400" w:type="dxa"/>
+          </w:tcPr>
+          <w:p>
+            <w:r>
+              <w:t>asyncio</w:t>
+            </w:r>
+          </w:p>
+        </w:tc>
+        <w:tc>
+          <w:tcPr>
+            <w:tcW w:w="2400" w:type="dxa"/>
+          </w:tcPr>
+          <w:p>
+            <w:r>
+              <w:t>-</w:t>
+            </w:r>
+          </w:p>
+        </w:tc>
+      </w:tr>
+      <w:tr>
+        <w:tc>
+          <w:tcPr>
+            <w:tcW w:w="2400" w:type="dxa"/>
+          </w:tcPr>
+          <w:p>
+            <w:r>
+              <w:t>19</w:t>
+            </w:r>
+          </w:p>
+        </w:tc>
+        <w:tc>
+          <w:tcPr>
+            <w:tcW w:w="2400" w:type="dxa"/>
+          </w:tcPr>
+          <w:p>
+            <w:r>
+              <w:t>test_update_mission_unauthenticated_401</w:t>
+            </w:r>
+          </w:p>
+        </w:tc>
+        <w:tc>
+          <w:tcPr>
+            <w:tcW w:w="2400" w:type="dxa"/>
+          </w:tcPr>
+          <w:p>
+            <w:r>
+              <w:t>No token → 401.</w:t>
+            </w:r>
+          </w:p>
+        </w:tc>
+        <w:tc>
+          <w:tcPr>
+            <w:tcW w:w="2400" w:type="dxa"/>
+          </w:tcPr>
+          <w:p>
+            <w:r>
+              <w:t>Passed</w:t>
+            </w:r>
+          </w:p>
+        </w:tc>
+        <w:tc>
+          <w:tcPr>
+            <w:tcW w:w="2400" w:type="dxa"/>
+          </w:tcPr>
+          <w:p>
+            <w:r>
+              <w:t>0.020</w:t>
+            </w:r>
+          </w:p>
+        </w:tc>
+        <w:tc>
+          <w:tcPr>
+            <w:tcW w:w="2400" w:type="dxa"/>
+          </w:tcPr>
+          <w:p>
+            <w:r>
+              <w:t>asyncio</w:t>
+            </w:r>
+          </w:p>
+        </w:tc>
+        <w:tc>
+          <w:tcPr>
+            <w:tcW w:w="2400" w:type="dxa"/>
+          </w:tcPr>
+          <w:p>
+            <w:r>
+              <w:t>-</w:t>
+            </w:r>
+          </w:p>
+        </w:tc>
+      </w:tr>
+      <w:tr>
+        <w:tc>
+          <w:tcPr>
+            <w:tcW w:w="2400" w:type="dxa"/>
+          </w:tcPr>
+          <w:p>
+            <w:r>
+              <w:t>20</w:t>
+            </w:r>
+          </w:p>
+        </w:tc>
+        <w:tc>
+          <w:tcPr>
+            <w:tcW w:w="2400" w:type="dxa"/>
+          </w:tcPr>
+          <w:p>
+            <w:r>
+              <w:t>test_update_mission_viewer_403</w:t>
+            </w:r>
+          </w:p>
+        </w:tc>
+        <w:tc>
+          <w:tcPr>
+            <w:tcW w:w="2400" w:type="dxa"/>
+          </w:tcPr>
+          <w:p>
+            <w:r>
+              <w:t>VIEWER cannot update mission → 403.</w:t>
+            </w:r>
+          </w:p>
+        </w:tc>
+        <w:tc>
+          <w:tcPr>
+            <w:tcW w:w="2400" w:type="dxa"/>
+          </w:tcPr>
+          <w:p>
+            <w:r>
+              <w:t>Passed</w:t>
+            </w:r>
+          </w:p>
+        </w:tc>
+        <w:tc>
+          <w:tcPr>
+            <w:tcW w:w="2400" w:type="dxa"/>
+          </w:tcPr>
+          <w:p>
+            <w:r>
+              <w:t>0.327</w:t>
+            </w:r>
+          </w:p>
+        </w:tc>
+        <w:tc>
+          <w:tcPr>
+            <w:tcW w:w="2400" w:type="dxa"/>
+          </w:tcPr>
+          <w:p>
+            <w:r>
+              <w:t>asyncio</w:t>
+            </w:r>
+          </w:p>
+        </w:tc>
+        <w:tc>
+          <w:tcPr>
+            <w:tcW w:w="2400" w:type="dxa"/>
+          </w:tcPr>
+          <w:p>
+            <w:r>
+              <w:t>-</w:t>
+            </w:r>
+          </w:p>
+        </w:tc>
+      </w:tr>
+      <w:tr>
+        <w:tc>
+          <w:tcPr>
+            <w:tcW w:w="2400" w:type="dxa"/>
+          </w:tcPr>
+          <w:p>
+            <w:r>
+              <w:t>21</w:t>
+            </w:r>
+          </w:p>
+        </w:tc>
+        <w:tc>
+          <w:tcPr>
+            <w:tcW w:w="2400" w:type="dxa"/>
+          </w:tcPr>
+          <w:p>
+            <w:r>
+              <w:t>test_upload_drone_not_connected_503</w:t>
+            </w:r>
+          </w:p>
+        </w:tc>
+        <w:tc>
+          <w:tcPr>
+            <w:tcW w:w="2400" w:type="dxa"/>
+          </w:tcPr>
+          <w:p>
+            <w:r>
+              <w:t>When a drone IS assigned to the mission but is not connected to | MAVLink (no SITL in the test environment), the upload endpoint must | return HTTP 503. |  | The upload_to_drone flow checks validation first; to reach the MAVLink | connection check the mission must pass all validation rules, which it | does here (valid waypoints, payload within limits, altitude within | ceiling).</w:t>
+            </w:r>
+          </w:p>
+        </w:tc>
+        <w:tc>
+          <w:tcPr>
+            <w:tcW w:w="2400" w:type="dxa"/>
+          </w:tcPr>
+          <w:p>
+            <w:r>
+              <w:t>Passed</w:t>
+            </w:r>
+          </w:p>
+        </w:tc>
+        <w:tc>
+          <w:tcPr>
+            <w:tcW w:w="2400" w:type="dxa"/>
+          </w:tcPr>
+          <w:p>
+            <w:r>
+              <w:t>0.781</w:t>
+            </w:r>
+          </w:p>
+        </w:tc>
+        <w:tc>
+          <w:tcPr>
+            <w:tcW w:w="2400" w:type="dxa"/>
+          </w:tcPr>
+          <w:p>
+            <w:r>
+              <w:t>asyncio</w:t>
+            </w:r>
+          </w:p>
+        </w:tc>
+        <w:tc>
+          <w:tcPr>
+            <w:tcW w:w="2400" w:type="dxa"/>
+          </w:tcPr>
+          <w:p>
+            <w:r>
+              <w:t>-</w:t>
+            </w:r>
+          </w:p>
+        </w:tc>
+      </w:tr>
+      <w:tr>
+        <w:tc>
+          <w:tcPr>
+            <w:tcW w:w="2400" w:type="dxa"/>
+          </w:tcPr>
+          <w:p>
+            <w:r>
+              <w:t>22</w:t>
+            </w:r>
+          </w:p>
+        </w:tc>
+        <w:tc>
+          <w:tcPr>
+            <w:tcW w:w="2400" w:type="dxa"/>
+          </w:tcPr>
+          <w:p>
+            <w:r>
+              <w:t>test_upload_invalid_mission_422</w:t>
+            </w:r>
+          </w:p>
+        </w:tc>
+        <w:tc>
+          <w:tcPr>
+            <w:tcW w:w="2400" w:type="dxa"/>
+          </w:tcPr>
+          <w:p>
+            <w:r>
+              <w:t>Pre-upload validation runs before the MAVLink connection check. | A mission with payload exceeding the drone's max_payload_weight_kg | (5 kg limit) must return 422 with a validation error body — it never | reaches the MAVLink layer.</w:t>
+            </w:r>
+          </w:p>
+        </w:tc>
+        <w:tc>
+          <w:tcPr>
+            <w:tcW w:w="2400" w:type="dxa"/>
+          </w:tcPr>
+          <w:p>
+            <w:r>
+              <w:t>Passed</w:t>
+            </w:r>
+          </w:p>
+        </w:tc>
+        <w:tc>
+          <w:tcPr>
+            <w:tcW w:w="2400" w:type="dxa"/>
+          </w:tcPr>
+          <w:p>
+            <w:r>
+              <w:t>0.731</w:t>
+            </w:r>
+          </w:p>
+        </w:tc>
+        <w:tc>
+          <w:tcPr>
+            <w:tcW w:w="2400" w:type="dxa"/>
+          </w:tcPr>
+          <w:p>
+            <w:r>
+              <w:t>asyncio</w:t>
+            </w:r>
+          </w:p>
+        </w:tc>
+        <w:tc>
+          <w:tcPr>
+            <w:tcW w:w="2400" w:type="dxa"/>
+          </w:tcPr>
+          <w:p>
+            <w:r>
+              <w:t>-</w:t>
+            </w:r>
+          </w:p>
+        </w:tc>
+      </w:tr>
+      <w:tr>
+        <w:tc>
+          <w:tcPr>
+            <w:tcW w:w="2400" w:type="dxa"/>
+          </w:tcPr>
+          <w:p>
+            <w:r>
+              <w:t>23</w:t>
+            </w:r>
+          </w:p>
+        </w:tc>
+        <w:tc>
+          <w:tcPr>
+            <w:tcW w:w="2400" w:type="dxa"/>
+          </w:tcPr>
+          <w:p>
+            <w:r>
+              <w:t>test_upload_mission_unauthenticated_401</w:t>
+            </w:r>
+          </w:p>
+        </w:tc>
+        <w:tc>
+          <w:tcPr>
+            <w:tcW w:w="2400" w:type="dxa"/>
+          </w:tcPr>
+          <w:p>
+            <w:r>
+              <w:t>No Bearer token on the upload endpoint must return 401.</w:t>
+            </w:r>
+          </w:p>
+        </w:tc>
+        <w:tc>
+          <w:tcPr>
+            <w:tcW w:w="2400" w:type="dxa"/>
+          </w:tcPr>
+          <w:p>
+            <w:r>
+              <w:t>Passed</w:t>
+            </w:r>
+          </w:p>
+        </w:tc>
+        <w:tc>
+          <w:tcPr>
+            <w:tcW w:w="2400" w:type="dxa"/>
+          </w:tcPr>
+          <w:p>
+            <w:r>
+              <w:t>0.365</w:t>
+            </w:r>
+          </w:p>
+        </w:tc>
+        <w:tc>
+          <w:tcPr>
+            <w:tcW w:w="2400" w:type="dxa"/>
+          </w:tcPr>
+          <w:p>
+            <w:r>
+              <w:t>asyncio</w:t>
+            </w:r>
+          </w:p>
+        </w:tc>
+        <w:tc>
+          <w:tcPr>
+            <w:tcW w:w="2400" w:type="dxa"/>
+          </w:tcPr>
+          <w:p>
+            <w:r>
+              <w:t>-</w:t>
+            </w:r>
+          </w:p>
+        </w:tc>
+      </w:tr>
+      <w:tr>
+        <w:tc>
+          <w:tcPr>
+            <w:tcW w:w="2400" w:type="dxa"/>
+          </w:tcPr>
+          <w:p>
+            <w:r>
+              <w:t>24</w:t>
+            </w:r>
+          </w:p>
+        </w:tc>
+        <w:tc>
+          <w:tcPr>
+            <w:tcW w:w="2400" w:type="dxa"/>
+          </w:tcPr>
+          <w:p>
+            <w:r>
+              <w:t>test_validate_mission_200</w:t>
+            </w:r>
+          </w:p>
+        </w:tc>
+        <w:tc>
+          <w:tcPr>
+            <w:tcW w:w="2400" w:type="dxa"/>
+          </w:tcPr>
+          <w:p>
+            <w:r>
+              <w:t>Valid mission → 200 with {valid, errors, warnings} shape. | No drone assigned so the validator skips drone-type checks | and returns valid=True with an empty errors list.</w:t>
+            </w:r>
+          </w:p>
+        </w:tc>
+        <w:tc>
+          <w:tcPr>
+            <w:tcW w:w="2400" w:type="dxa"/>
+          </w:tcPr>
+          <w:p>
+            <w:r>
+              <w:t>Passed</w:t>
+            </w:r>
+          </w:p>
+        </w:tc>
+        <w:tc>
+          <w:tcPr>
+            <w:tcW w:w="2400" w:type="dxa"/>
+          </w:tcPr>
+          <w:p>
+            <w:r>
+              <w:t>0.360</w:t>
+            </w:r>
+          </w:p>
+        </w:tc>
+        <w:tc>
+          <w:tcPr>
+            <w:tcW w:w="2400" w:type="dxa"/>
+          </w:tcPr>
+          <w:p>
+            <w:r>
+              <w:t>asyncio</w:t>
+            </w:r>
+          </w:p>
+        </w:tc>
+        <w:tc>
+          <w:tcPr>
+            <w:tcW w:w="2400" w:type="dxa"/>
+          </w:tcPr>
+          <w:p>
+            <w:r>
+              <w:t>-</w:t>
+            </w:r>
+          </w:p>
+        </w:tc>
+      </w:tr>
+      <w:tr>
+        <w:tc>
+          <w:tcPr>
+            <w:tcW w:w="2400" w:type="dxa"/>
+          </w:tcPr>
+          <w:p>
+            <w:r>
+              <w:t>25</w:t>
+            </w:r>
+          </w:p>
+        </w:tc>
+        <w:tc>
+          <w:tcPr>
+            <w:tcW w:w="2400" w:type="dxa"/>
+          </w:tcPr>
+          <w:p>
+            <w:r>
+              <w:t>test_validate_mission_not_found_404</w:t>
+            </w:r>
+          </w:p>
+        </w:tc>
+        <w:tc>
+          <w:tcPr>
+            <w:tcW w:w="2400" w:type="dxa"/>
+          </w:tcPr>
+          <w:p>
+            <w:r>
+              <w:t>Non-existent mission ID → 404.</w:t>
+            </w:r>
+          </w:p>
+        </w:tc>
+        <w:tc>
+          <w:tcPr>
+            <w:tcW w:w="2400" w:type="dxa"/>
+          </w:tcPr>
+          <w:p>
+            <w:r>
+              <w:t>Passed</w:t>
+            </w:r>
+          </w:p>
+        </w:tc>
+        <w:tc>
+          <w:tcPr>
+            <w:tcW w:w="2400" w:type="dxa"/>
+          </w:tcPr>
+          <w:p>
+            <w:r>
+              <w:t>0.337</w:t>
+            </w:r>
+          </w:p>
+        </w:tc>
+        <w:tc>
+          <w:tcPr>
+            <w:tcW w:w="2400" w:type="dxa"/>
+          </w:tcPr>
+          <w:p>
+            <w:r>
+              <w:t>asyncio</w:t>
+            </w:r>
+          </w:p>
+        </w:tc>
+        <w:tc>
+          <w:tcPr>
+            <w:tcW w:w="2400" w:type="dxa"/>
+          </w:tcPr>
+          <w:p>
+            <w:r>
+              <w:t>-</w:t>
+            </w:r>
+          </w:p>
+        </w:tc>
+      </w:tr>
+      <w:tr>
+        <w:tc>
+          <w:tcPr>
+            <w:tcW w:w="2400" w:type="dxa"/>
+          </w:tcPr>
+          <w:p>
+            <w:r>
+              <w:t>26</w:t>
+            </w:r>
+          </w:p>
+        </w:tc>
+        <w:tc>
+          <w:tcPr>
+            <w:tcW w:w="2400" w:type="dxa"/>
+          </w:tcPr>
+          <w:p>
+            <w:r>
+              <w:t>test_validate_mission_unauthenticated_401</w:t>
+            </w:r>
+          </w:p>
+        </w:tc>
+        <w:tc>
+          <w:tcPr>
+            <w:tcW w:w="2400" w:type="dxa"/>
+          </w:tcPr>
+          <w:p>
+            <w:r>
+              <w:t>No token → 401.</w:t>
+            </w:r>
+          </w:p>
+        </w:tc>
+        <w:tc>
+          <w:tcPr>
+            <w:tcW w:w="2400" w:type="dxa"/>
+          </w:tcPr>
+          <w:p>
+            <w:r>
+              <w:t>Passed</w:t>
+            </w:r>
+          </w:p>
+        </w:tc>
+        <w:tc>
+          <w:tcPr>
+            <w:tcW w:w="2400" w:type="dxa"/>
+          </w:tcPr>
+          <w:p>
+            <w:r>
+              <w:t>0.015</w:t>
+            </w:r>
+          </w:p>
+        </w:tc>
+        <w:tc>
+          <w:tcPr>
+            <w:tcW w:w="2400" w:type="dxa"/>
+          </w:tcPr>
+          <w:p>
+            <w:r>
+              <w:t>asyncio</w:t>
+            </w:r>
+          </w:p>
+        </w:tc>
+        <w:tc>
+          <w:tcPr>
+            <w:tcW w:w="2400" w:type="dxa"/>
+          </w:tcPr>
+          <w:p>
+            <w:r>
+              <w:t>-</w:t>
+            </w:r>
+          </w:p>
+        </w:tc>
+      </w:tr>
+      <w:tr>
+        <w:tc>
+          <w:tcPr>
+            <w:tcW w:w="2400" w:type="dxa"/>
+          </w:tcPr>
+          <w:p>
+            <w:r>
+              <w:t>27</w:t>
+            </w:r>
+          </w:p>
+        </w:tc>
+        <w:tc>
+          <w:tcPr>
+            <w:tcW w:w="2400" w:type="dxa"/>
+          </w:tcPr>
+          <w:p>
+            <w:r>
+              <w:t>test_validate_mission_viewer_403</w:t>
+            </w:r>
+          </w:p>
+        </w:tc>
+        <w:tc>
+          <w:tcPr>
+            <w:tcW w:w="2400" w:type="dxa"/>
+          </w:tcPr>
+          <w:p>
+            <w:r>
+              <w:t>VIEWER role cannot validate (requires FLIGHT_CONTROLLER+) → 403.</w:t>
+            </w:r>
+          </w:p>
+        </w:tc>
+        <w:tc>
+          <w:tcPr>
+            <w:tcW w:w="2400" w:type="dxa"/>
+          </w:tcPr>
+          <w:p>
+            <w:r>
+              <w:t>Passed</w:t>
+            </w:r>
+          </w:p>
+        </w:tc>
+        <w:tc>
+          <w:tcPr>
+            <w:tcW w:w="2400" w:type="dxa"/>
+          </w:tcPr>
+          <w:p>
+            <w:r>
+              <w:t>0.312</w:t>
+            </w:r>
+          </w:p>
+        </w:tc>
+        <w:tc>
+          <w:tcPr>
+            <w:tcW w:w="2400" w:type="dxa"/>
+          </w:tcPr>
+          <w:p>
+            <w:r>
+              <w:t>asyncio</w:t>
+            </w:r>
+          </w:p>
+        </w:tc>
+        <w:tc>
+          <w:tcPr>
+            <w:tcW w:w="2400" w:type="dxa"/>
+          </w:tcPr>
+          <w:p>
+            <w:r>
+              <w:t>-</w:t>
             </w:r>
           </w:p>
         </w:tc>

--- a/backend/app/tests/reports/modules/test_flight_missions_api_documentation.docx
+++ b/backend/app/tests/reports/modules/test_flight_missions_api_documentation.docx
@@ -12,12 +12,12 @@
     </w:p>
     <w:p>
       <w:r>
-        <w:t>Generated at: 2026-08-07T05:49:22+00:00</w:t>
+        <w:t>Generated at: 2026-08-10T07:00:47+00:00</w:t>
       </w:r>
     </w:p>
     <w:p>
       <w:r>
-        <w:t>Test session started: 2026-08-07T05:49:18+00:00</w:t>
+        <w:t>Test session started: 2026-08-10T06:57:10+00:00</w:t>
       </w:r>
     </w:p>
     <w:p>
@@ -88,29 +88,29 @@
           </w:tcPr>
           <w:p>
             <w:r>
-              <w:t>2</w:t>
-            </w:r>
-          </w:p>
-        </w:tc>
-      </w:tr>
-      <w:tr>
-        <w:tc>
-          <w:tcPr>
-            <w:tcW w:w="2400" w:type="dxa"/>
-          </w:tcPr>
-          <w:p>
-            <w:r>
-              <w:t>Passed</w:t>
-            </w:r>
-          </w:p>
-        </w:tc>
-        <w:tc>
-          <w:tcPr>
-            <w:tcW w:w="2400" w:type="dxa"/>
-          </w:tcPr>
-          <w:p>
-            <w:r>
-              <w:t>0</w:t>
+              <w:t>27</w:t>
+            </w:r>
+          </w:p>
+        </w:tc>
+      </w:tr>
+      <w:tr>
+        <w:tc>
+          <w:tcPr>
+            <w:tcW w:w="2400" w:type="dxa"/>
+          </w:tcPr>
+          <w:p>
+            <w:r>
+              <w:t>Passed</w:t>
+            </w:r>
+          </w:p>
+        </w:tc>
+        <w:tc>
+          <w:tcPr>
+            <w:tcW w:w="2400" w:type="dxa"/>
+          </w:tcPr>
+          <w:p>
+            <w:r>
+              <w:t>25</w:t>
             </w:r>
           </w:p>
         </w:tc>
@@ -200,7 +200,7 @@
     </w:p>
     <w:p>
       <w:r>
-        <w:t>Source file: C:\Users\Chandrasekhar\Downloads\DroneArjuna_final\DroneArjuna\backend\app\tests\test_flight_missions_api.py</w:t>
+        <w:t>Source file: /app/app/tests/test_flight_missions_api.py</w:t>
       </w:r>
     </w:p>
     <w:tbl>
@@ -318,6 +318,1014 @@
           </w:tcPr>
           <w:p>
             <w:r>
+              <w:t>test_create_mission_rejects_waypoint_leg_touching_restricted_zone</w:t>
+            </w:r>
+          </w:p>
+        </w:tc>
+        <w:tc>
+          <w:tcPr>
+            <w:tcW w:w="2400" w:type="dxa"/>
+          </w:tcPr>
+          <w:p>
+            <w:r>
+              <w:t>Waypoints can both be outside a restricted zone while the straight mission | leg between them clips it. Mission creation must reject that route.</w:t>
+            </w:r>
+          </w:p>
+        </w:tc>
+        <w:tc>
+          <w:tcPr>
+            <w:tcW w:w="2400" w:type="dxa"/>
+          </w:tcPr>
+          <w:p>
+            <w:r>
+              <w:t>Passed</w:t>
+            </w:r>
+          </w:p>
+        </w:tc>
+        <w:tc>
+          <w:tcPr>
+            <w:tcW w:w="2400" w:type="dxa"/>
+          </w:tcPr>
+          <w:p>
+            <w:r>
+              <w:t>0.305</w:t>
+            </w:r>
+          </w:p>
+        </w:tc>
+        <w:tc>
+          <w:tcPr>
+            <w:tcW w:w="2400" w:type="dxa"/>
+          </w:tcPr>
+          <w:p>
+            <w:r>
+              <w:t>asyncio</w:t>
+            </w:r>
+          </w:p>
+        </w:tc>
+        <w:tc>
+          <w:tcPr>
+            <w:tcW w:w="2400" w:type="dxa"/>
+          </w:tcPr>
+          <w:p>
+            <w:r>
+              <w:t>-</w:t>
+            </w:r>
+          </w:p>
+        </w:tc>
+      </w:tr>
+      <w:tr>
+        <w:tc>
+          <w:tcPr>
+            <w:tcW w:w="2400" w:type="dxa"/>
+          </w:tcPr>
+          <w:p>
+            <w:r>
+              <w:t>2</w:t>
+            </w:r>
+          </w:p>
+        </w:tc>
+        <w:tc>
+          <w:tcPr>
+            <w:tcW w:w="2400" w:type="dxa"/>
+          </w:tcPr>
+          <w:p>
+            <w:r>
+              <w:t>test_delete_executing_mission_409</w:t>
+            </w:r>
+          </w:p>
+        </w:tc>
+        <w:tc>
+          <w:tcPr>
+            <w:tcW w:w="2400" w:type="dxa"/>
+          </w:tcPr>
+          <w:p>
+            <w:r>
+              <w:t>A mission whose status has been set to 'executing' must NOT be | deletable — the endpoint must return 409. | The status patch requires MISSION_COMMANDER; admin fulfils that role.</w:t>
+            </w:r>
+          </w:p>
+        </w:tc>
+        <w:tc>
+          <w:tcPr>
+            <w:tcW w:w="2400" w:type="dxa"/>
+          </w:tcPr>
+          <w:p>
+            <w:r>
+              <w:t>Passed</w:t>
+            </w:r>
+          </w:p>
+        </w:tc>
+        <w:tc>
+          <w:tcPr>
+            <w:tcW w:w="2400" w:type="dxa"/>
+          </w:tcPr>
+          <w:p>
+            <w:r>
+              <w:t>0.618</w:t>
+            </w:r>
+          </w:p>
+        </w:tc>
+        <w:tc>
+          <w:tcPr>
+            <w:tcW w:w="2400" w:type="dxa"/>
+          </w:tcPr>
+          <w:p>
+            <w:r>
+              <w:t>asyncio</w:t>
+            </w:r>
+          </w:p>
+        </w:tc>
+        <w:tc>
+          <w:tcPr>
+            <w:tcW w:w="2400" w:type="dxa"/>
+          </w:tcPr>
+          <w:p>
+            <w:r>
+              <w:t>-</w:t>
+            </w:r>
+          </w:p>
+        </w:tc>
+      </w:tr>
+      <w:tr>
+        <w:tc>
+          <w:tcPr>
+            <w:tcW w:w="2400" w:type="dxa"/>
+          </w:tcPr>
+          <w:p>
+            <w:r>
+              <w:t>3</w:t>
+            </w:r>
+          </w:p>
+        </w:tc>
+        <w:tc>
+          <w:tcPr>
+            <w:tcW w:w="2400" w:type="dxa"/>
+          </w:tcPr>
+          <w:p>
+            <w:r>
+              <w:t>test_delete_mission_204</w:t>
+            </w:r>
+          </w:p>
+        </w:tc>
+        <w:tc>
+          <w:tcPr>
+            <w:tcW w:w="2400" w:type="dxa"/>
+          </w:tcPr>
+          <w:p>
+            <w:r>
+              <w:t>DELETE on an existing mission must return 204 and the mission must | no longer be accessible via GET.</w:t>
+            </w:r>
+          </w:p>
+        </w:tc>
+        <w:tc>
+          <w:tcPr>
+            <w:tcW w:w="2400" w:type="dxa"/>
+          </w:tcPr>
+          <w:p>
+            <w:r>
+              <w:t>Passed</w:t>
+            </w:r>
+          </w:p>
+        </w:tc>
+        <w:tc>
+          <w:tcPr>
+            <w:tcW w:w="2400" w:type="dxa"/>
+          </w:tcPr>
+          <w:p>
+            <w:r>
+              <w:t>0.326</w:t>
+            </w:r>
+          </w:p>
+        </w:tc>
+        <w:tc>
+          <w:tcPr>
+            <w:tcW w:w="2400" w:type="dxa"/>
+          </w:tcPr>
+          <w:p>
+            <w:r>
+              <w:t>asyncio</w:t>
+            </w:r>
+          </w:p>
+        </w:tc>
+        <w:tc>
+          <w:tcPr>
+            <w:tcW w:w="2400" w:type="dxa"/>
+          </w:tcPr>
+          <w:p>
+            <w:r>
+              <w:t>-</w:t>
+            </w:r>
+          </w:p>
+        </w:tc>
+      </w:tr>
+      <w:tr>
+        <w:tc>
+          <w:tcPr>
+            <w:tcW w:w="2400" w:type="dxa"/>
+          </w:tcPr>
+          <w:p>
+            <w:r>
+              <w:t>4</w:t>
+            </w:r>
+          </w:p>
+        </w:tc>
+        <w:tc>
+          <w:tcPr>
+            <w:tcW w:w="2400" w:type="dxa"/>
+          </w:tcPr>
+          <w:p>
+            <w:r>
+              <w:t>test_delete_mission_not_found_404</w:t>
+            </w:r>
+          </w:p>
+        </w:tc>
+        <w:tc>
+          <w:tcPr>
+            <w:tcW w:w="2400" w:type="dxa"/>
+          </w:tcPr>
+          <w:p>
+            <w:r>
+              <w:t>Deleting a non-existent mission ID must return 404.</w:t>
+            </w:r>
+          </w:p>
+        </w:tc>
+        <w:tc>
+          <w:tcPr>
+            <w:tcW w:w="2400" w:type="dxa"/>
+          </w:tcPr>
+          <w:p>
+            <w:r>
+              <w:t>Passed</w:t>
+            </w:r>
+          </w:p>
+        </w:tc>
+        <w:tc>
+          <w:tcPr>
+            <w:tcW w:w="2400" w:type="dxa"/>
+          </w:tcPr>
+          <w:p>
+            <w:r>
+              <w:t>0.332</w:t>
+            </w:r>
+          </w:p>
+        </w:tc>
+        <w:tc>
+          <w:tcPr>
+            <w:tcW w:w="2400" w:type="dxa"/>
+          </w:tcPr>
+          <w:p>
+            <w:r>
+              <w:t>asyncio</w:t>
+            </w:r>
+          </w:p>
+        </w:tc>
+        <w:tc>
+          <w:tcPr>
+            <w:tcW w:w="2400" w:type="dxa"/>
+          </w:tcPr>
+          <w:p>
+            <w:r>
+              <w:t>-</w:t>
+            </w:r>
+          </w:p>
+        </w:tc>
+      </w:tr>
+      <w:tr>
+        <w:tc>
+          <w:tcPr>
+            <w:tcW w:w="2400" w:type="dxa"/>
+          </w:tcPr>
+          <w:p>
+            <w:r>
+              <w:t>5</w:t>
+            </w:r>
+          </w:p>
+        </w:tc>
+        <w:tc>
+          <w:tcPr>
+            <w:tcW w:w="2400" w:type="dxa"/>
+          </w:tcPr>
+          <w:p>
+            <w:r>
+              <w:t>test_delete_mission_unauthenticated_401</w:t>
+            </w:r>
+          </w:p>
+        </w:tc>
+        <w:tc>
+          <w:tcPr>
+            <w:tcW w:w="2400" w:type="dxa"/>
+          </w:tcPr>
+          <w:p>
+            <w:r>
+              <w:t>No Bearer token on DELETE must return 401.</w:t>
+            </w:r>
+          </w:p>
+        </w:tc>
+        <w:tc>
+          <w:tcPr>
+            <w:tcW w:w="2400" w:type="dxa"/>
+          </w:tcPr>
+          <w:p>
+            <w:r>
+              <w:t>Passed</w:t>
+            </w:r>
+          </w:p>
+        </w:tc>
+        <w:tc>
+          <w:tcPr>
+            <w:tcW w:w="2400" w:type="dxa"/>
+          </w:tcPr>
+          <w:p>
+            <w:r>
+              <w:t>0.318</w:t>
+            </w:r>
+          </w:p>
+        </w:tc>
+        <w:tc>
+          <w:tcPr>
+            <w:tcW w:w="2400" w:type="dxa"/>
+          </w:tcPr>
+          <w:p>
+            <w:r>
+              <w:t>asyncio</w:t>
+            </w:r>
+          </w:p>
+        </w:tc>
+        <w:tc>
+          <w:tcPr>
+            <w:tcW w:w="2400" w:type="dxa"/>
+          </w:tcPr>
+          <w:p>
+            <w:r>
+              <w:t>-</w:t>
+            </w:r>
+          </w:p>
+        </w:tc>
+      </w:tr>
+      <w:tr>
+        <w:tc>
+          <w:tcPr>
+            <w:tcW w:w="2400" w:type="dxa"/>
+          </w:tcPr>
+          <w:p>
+            <w:r>
+              <w:t>6</w:t>
+            </w:r>
+          </w:p>
+        </w:tc>
+        <w:tc>
+          <w:tcPr>
+            <w:tcW w:w="2400" w:type="dxa"/>
+          </w:tcPr>
+          <w:p>
+            <w:r>
+              <w:t>test_delete_mission_viewer_403</w:t>
+            </w:r>
+          </w:p>
+        </w:tc>
+        <w:tc>
+          <w:tcPr>
+            <w:tcW w:w="2400" w:type="dxa"/>
+          </w:tcPr>
+          <w:p>
+            <w:r>
+              <w:t>VIEWER must receive 403 when trying to delete a mission.</w:t>
+            </w:r>
+          </w:p>
+        </w:tc>
+        <w:tc>
+          <w:tcPr>
+            <w:tcW w:w="2400" w:type="dxa"/>
+          </w:tcPr>
+          <w:p>
+            <w:r>
+              <w:t>Passed</w:t>
+            </w:r>
+          </w:p>
+        </w:tc>
+        <w:tc>
+          <w:tcPr>
+            <w:tcW w:w="2400" w:type="dxa"/>
+          </w:tcPr>
+          <w:p>
+            <w:r>
+              <w:t>0.598</w:t>
+            </w:r>
+          </w:p>
+        </w:tc>
+        <w:tc>
+          <w:tcPr>
+            <w:tcW w:w="2400" w:type="dxa"/>
+          </w:tcPr>
+          <w:p>
+            <w:r>
+              <w:t>asyncio</w:t>
+            </w:r>
+          </w:p>
+        </w:tc>
+        <w:tc>
+          <w:tcPr>
+            <w:tcW w:w="2400" w:type="dxa"/>
+          </w:tcPr>
+          <w:p>
+            <w:r>
+              <w:t>-</w:t>
+            </w:r>
+          </w:p>
+        </w:tc>
+      </w:tr>
+      <w:tr>
+        <w:tc>
+          <w:tcPr>
+            <w:tcW w:w="2400" w:type="dxa"/>
+          </w:tcPr>
+          <w:p>
+            <w:r>
+              <w:t>7</w:t>
+            </w:r>
+          </w:p>
+        </w:tc>
+        <w:tc>
+          <w:tcPr>
+            <w:tcW w:w="2400" w:type="dxa"/>
+          </w:tcPr>
+          <w:p>
+            <w:r>
+              <w:t>test_get_mission_by_id_200</w:t>
+            </w:r>
+          </w:p>
+        </w:tc>
+        <w:tc>
+          <w:tcPr>
+            <w:tcW w:w="2400" w:type="dxa"/>
+          </w:tcPr>
+          <w:p>
+            <w:r>
+              <w:t>GET by ID returns mission with waypoints list.</w:t>
+            </w:r>
+          </w:p>
+        </w:tc>
+        <w:tc>
+          <w:tcPr>
+            <w:tcW w:w="2400" w:type="dxa"/>
+          </w:tcPr>
+          <w:p>
+            <w:r>
+              <w:t>Passed</w:t>
+            </w:r>
+          </w:p>
+        </w:tc>
+        <w:tc>
+          <w:tcPr>
+            <w:tcW w:w="2400" w:type="dxa"/>
+          </w:tcPr>
+          <w:p>
+            <w:r>
+              <w:t>0.386</w:t>
+            </w:r>
+          </w:p>
+        </w:tc>
+        <w:tc>
+          <w:tcPr>
+            <w:tcW w:w="2400" w:type="dxa"/>
+          </w:tcPr>
+          <w:p>
+            <w:r>
+              <w:t>asyncio</w:t>
+            </w:r>
+          </w:p>
+        </w:tc>
+        <w:tc>
+          <w:tcPr>
+            <w:tcW w:w="2400" w:type="dxa"/>
+          </w:tcPr>
+          <w:p>
+            <w:r>
+              <w:t>-</w:t>
+            </w:r>
+          </w:p>
+        </w:tc>
+      </w:tr>
+      <w:tr>
+        <w:tc>
+          <w:tcPr>
+            <w:tcW w:w="2400" w:type="dxa"/>
+          </w:tcPr>
+          <w:p>
+            <w:r>
+              <w:t>8</w:t>
+            </w:r>
+          </w:p>
+        </w:tc>
+        <w:tc>
+          <w:tcPr>
+            <w:tcW w:w="2400" w:type="dxa"/>
+          </w:tcPr>
+          <w:p>
+            <w:r>
+              <w:t>test_get_mission_by_id_not_found_404</w:t>
+            </w:r>
+          </w:p>
+        </w:tc>
+        <w:tc>
+          <w:tcPr>
+            <w:tcW w:w="2400" w:type="dxa"/>
+          </w:tcPr>
+          <w:p>
+            <w:r>
+              <w:t>GET on a non-existent mission ID must return 404.</w:t>
+            </w:r>
+          </w:p>
+        </w:tc>
+        <w:tc>
+          <w:tcPr>
+            <w:tcW w:w="2400" w:type="dxa"/>
+          </w:tcPr>
+          <w:p>
+            <w:r>
+              <w:t>Passed</w:t>
+            </w:r>
+          </w:p>
+        </w:tc>
+        <w:tc>
+          <w:tcPr>
+            <w:tcW w:w="2400" w:type="dxa"/>
+          </w:tcPr>
+          <w:p>
+            <w:r>
+              <w:t>0.327</w:t>
+            </w:r>
+          </w:p>
+        </w:tc>
+        <w:tc>
+          <w:tcPr>
+            <w:tcW w:w="2400" w:type="dxa"/>
+          </w:tcPr>
+          <w:p>
+            <w:r>
+              <w:t>asyncio</w:t>
+            </w:r>
+          </w:p>
+        </w:tc>
+        <w:tc>
+          <w:tcPr>
+            <w:tcW w:w="2400" w:type="dxa"/>
+          </w:tcPr>
+          <w:p>
+            <w:r>
+              <w:t>-</w:t>
+            </w:r>
+          </w:p>
+        </w:tc>
+      </w:tr>
+      <w:tr>
+        <w:tc>
+          <w:tcPr>
+            <w:tcW w:w="2400" w:type="dxa"/>
+          </w:tcPr>
+          <w:p>
+            <w:r>
+              <w:t>9</w:t>
+            </w:r>
+          </w:p>
+        </w:tc>
+        <w:tc>
+          <w:tcPr>
+            <w:tcW w:w="2400" w:type="dxa"/>
+          </w:tcPr>
+          <w:p>
+            <w:r>
+              <w:t>test_get_mission_by_id_unauthenticated_401</w:t>
+            </w:r>
+          </w:p>
+        </w:tc>
+        <w:tc>
+          <w:tcPr>
+            <w:tcW w:w="2400" w:type="dxa"/>
+          </w:tcPr>
+          <w:p>
+            <w:r>
+              <w:t>GET without a token must return 401.</w:t>
+            </w:r>
+          </w:p>
+        </w:tc>
+        <w:tc>
+          <w:tcPr>
+            <w:tcW w:w="2400" w:type="dxa"/>
+          </w:tcPr>
+          <w:p>
+            <w:r>
+              <w:t>Passed</w:t>
+            </w:r>
+          </w:p>
+        </w:tc>
+        <w:tc>
+          <w:tcPr>
+            <w:tcW w:w="2400" w:type="dxa"/>
+          </w:tcPr>
+          <w:p>
+            <w:r>
+              <w:t>0.017</w:t>
+            </w:r>
+          </w:p>
+        </w:tc>
+        <w:tc>
+          <w:tcPr>
+            <w:tcW w:w="2400" w:type="dxa"/>
+          </w:tcPr>
+          <w:p>
+            <w:r>
+              <w:t>asyncio</w:t>
+            </w:r>
+          </w:p>
+        </w:tc>
+        <w:tc>
+          <w:tcPr>
+            <w:tcW w:w="2400" w:type="dxa"/>
+          </w:tcPr>
+          <w:p>
+            <w:r>
+              <w:t>-</w:t>
+            </w:r>
+          </w:p>
+        </w:tc>
+      </w:tr>
+      <w:tr>
+        <w:tc>
+          <w:tcPr>
+            <w:tcW w:w="2400" w:type="dxa"/>
+          </w:tcPr>
+          <w:p>
+            <w:r>
+              <w:t>10</w:t>
+            </w:r>
+          </w:p>
+        </w:tc>
+        <w:tc>
+          <w:tcPr>
+            <w:tcW w:w="2400" w:type="dxa"/>
+          </w:tcPr>
+          <w:p>
+            <w:r>
+              <w:t>test_list_missions_empty_200</w:t>
+            </w:r>
+          </w:p>
+        </w:tc>
+        <w:tc>
+          <w:tcPr>
+            <w:tcW w:w="2400" w:type="dxa"/>
+          </w:tcPr>
+          <w:p>
+            <w:r>
+              <w:t>When no missions exist the endpoint must return HTTP 200 with an | empty list, not 404.</w:t>
+            </w:r>
+          </w:p>
+        </w:tc>
+        <w:tc>
+          <w:tcPr>
+            <w:tcW w:w="2400" w:type="dxa"/>
+          </w:tcPr>
+          <w:p>
+            <w:r>
+              <w:t>Passed</w:t>
+            </w:r>
+          </w:p>
+        </w:tc>
+        <w:tc>
+          <w:tcPr>
+            <w:tcW w:w="2400" w:type="dxa"/>
+          </w:tcPr>
+          <w:p>
+            <w:r>
+              <w:t>0.318</w:t>
+            </w:r>
+          </w:p>
+        </w:tc>
+        <w:tc>
+          <w:tcPr>
+            <w:tcW w:w="2400" w:type="dxa"/>
+          </w:tcPr>
+          <w:p>
+            <w:r>
+              <w:t>asyncio</w:t>
+            </w:r>
+          </w:p>
+        </w:tc>
+        <w:tc>
+          <w:tcPr>
+            <w:tcW w:w="2400" w:type="dxa"/>
+          </w:tcPr>
+          <w:p>
+            <w:r>
+              <w:t>-</w:t>
+            </w:r>
+          </w:p>
+        </w:tc>
+      </w:tr>
+      <w:tr>
+        <w:tc>
+          <w:tcPr>
+            <w:tcW w:w="2400" w:type="dxa"/>
+          </w:tcPr>
+          <w:p>
+            <w:r>
+              <w:t>11</w:t>
+            </w:r>
+          </w:p>
+        </w:tc>
+        <w:tc>
+          <w:tcPr>
+            <w:tcW w:w="2400" w:type="dxa"/>
+          </w:tcPr>
+          <w:p>
+            <w:r>
+              <w:t>test_list_missions_ordered_newest_first</w:t>
+            </w:r>
+          </w:p>
+        </w:tc>
+        <w:tc>
+          <w:tcPr>
+            <w:tcW w:w="2400" w:type="dxa"/>
+          </w:tcPr>
+          <w:p>
+            <w:r>
+              <w:t>The list must be ordered newest-first (created_at DESC). | The second mission created should appear before the first.</w:t>
+            </w:r>
+          </w:p>
+        </w:tc>
+        <w:tc>
+          <w:tcPr>
+            <w:tcW w:w="2400" w:type="dxa"/>
+          </w:tcPr>
+          <w:p>
+            <w:r>
+              <w:t>Passed</w:t>
+            </w:r>
+          </w:p>
+        </w:tc>
+        <w:tc>
+          <w:tcPr>
+            <w:tcW w:w="2400" w:type="dxa"/>
+          </w:tcPr>
+          <w:p>
+            <w:r>
+              <w:t>0.339</w:t>
+            </w:r>
+          </w:p>
+        </w:tc>
+        <w:tc>
+          <w:tcPr>
+            <w:tcW w:w="2400" w:type="dxa"/>
+          </w:tcPr>
+          <w:p>
+            <w:r>
+              <w:t>asyncio</w:t>
+            </w:r>
+          </w:p>
+        </w:tc>
+        <w:tc>
+          <w:tcPr>
+            <w:tcW w:w="2400" w:type="dxa"/>
+          </w:tcPr>
+          <w:p>
+            <w:r>
+              <w:t>-</w:t>
+            </w:r>
+          </w:p>
+        </w:tc>
+      </w:tr>
+      <w:tr>
+        <w:tc>
+          <w:tcPr>
+            <w:tcW w:w="2400" w:type="dxa"/>
+          </w:tcPr>
+          <w:p>
+            <w:r>
+              <w:t>12</w:t>
+            </w:r>
+          </w:p>
+        </w:tc>
+        <w:tc>
+          <w:tcPr>
+            <w:tcW w:w="2400" w:type="dxa"/>
+          </w:tcPr>
+          <w:p>
+            <w:r>
+              <w:t>test_list_missions_returns_created_missions</w:t>
+            </w:r>
+          </w:p>
+        </w:tc>
+        <w:tc>
+          <w:tcPr>
+            <w:tcW w:w="2400" w:type="dxa"/>
+          </w:tcPr>
+          <w:p>
+            <w:r>
+              <w:t>Missions created via POST must appear in the GET list response. | Each item must carry its id, name, mission_type, and a waypoints list.</w:t>
+            </w:r>
+          </w:p>
+        </w:tc>
+        <w:tc>
+          <w:tcPr>
+            <w:tcW w:w="2400" w:type="dxa"/>
+          </w:tcPr>
+          <w:p>
+            <w:r>
+              <w:t>Passed</w:t>
+            </w:r>
+          </w:p>
+        </w:tc>
+        <w:tc>
+          <w:tcPr>
+            <w:tcW w:w="2400" w:type="dxa"/>
+          </w:tcPr>
+          <w:p>
+            <w:r>
+              <w:t>0.336</w:t>
+            </w:r>
+          </w:p>
+        </w:tc>
+        <w:tc>
+          <w:tcPr>
+            <w:tcW w:w="2400" w:type="dxa"/>
+          </w:tcPr>
+          <w:p>
+            <w:r>
+              <w:t>asyncio</w:t>
+            </w:r>
+          </w:p>
+        </w:tc>
+        <w:tc>
+          <w:tcPr>
+            <w:tcW w:w="2400" w:type="dxa"/>
+          </w:tcPr>
+          <w:p>
+            <w:r>
+              <w:t>-</w:t>
+            </w:r>
+          </w:p>
+        </w:tc>
+      </w:tr>
+      <w:tr>
+        <w:tc>
+          <w:tcPr>
+            <w:tcW w:w="2400" w:type="dxa"/>
+          </w:tcPr>
+          <w:p>
+            <w:r>
+              <w:t>13</w:t>
+            </w:r>
+          </w:p>
+        </w:tc>
+        <w:tc>
+          <w:tcPr>
+            <w:tcW w:w="2400" w:type="dxa"/>
+          </w:tcPr>
+          <w:p>
+            <w:r>
+              <w:t>test_list_missions_unauthenticated_401</w:t>
+            </w:r>
+          </w:p>
+        </w:tc>
+        <w:tc>
+          <w:tcPr>
+            <w:tcW w:w="2400" w:type="dxa"/>
+          </w:tcPr>
+          <w:p>
+            <w:r>
+              <w:t>No Bearer token on the list endpoint must return 401.</w:t>
+            </w:r>
+          </w:p>
+        </w:tc>
+        <w:tc>
+          <w:tcPr>
+            <w:tcW w:w="2400" w:type="dxa"/>
+          </w:tcPr>
+          <w:p>
+            <w:r>
+              <w:t>Passed</w:t>
+            </w:r>
+          </w:p>
+        </w:tc>
+        <w:tc>
+          <w:tcPr>
+            <w:tcW w:w="2400" w:type="dxa"/>
+          </w:tcPr>
+          <w:p>
+            <w:r>
+              <w:t>0.028</w:t>
+            </w:r>
+          </w:p>
+        </w:tc>
+        <w:tc>
+          <w:tcPr>
+            <w:tcW w:w="2400" w:type="dxa"/>
+          </w:tcPr>
+          <w:p>
+            <w:r>
+              <w:t>asyncio</w:t>
+            </w:r>
+          </w:p>
+        </w:tc>
+        <w:tc>
+          <w:tcPr>
+            <w:tcW w:w="2400" w:type="dxa"/>
+          </w:tcPr>
+          <w:p>
+            <w:r>
+              <w:t>-</w:t>
+            </w:r>
+          </w:p>
+        </w:tc>
+      </w:tr>
+      <w:tr>
+        <w:tc>
+          <w:tcPr>
+            <w:tcW w:w="2400" w:type="dxa"/>
+          </w:tcPr>
+          <w:p>
+            <w:r>
+              <w:t>14</w:t>
+            </w:r>
+          </w:p>
+        </w:tc>
+        <w:tc>
+          <w:tcPr>
+            <w:tcW w:w="2400" w:type="dxa"/>
+          </w:tcPr>
+          <w:p>
+            <w:r>
+              <w:t>test_list_missions_viewer_can_read</w:t>
+            </w:r>
+          </w:p>
+        </w:tc>
+        <w:tc>
+          <w:tcPr>
+            <w:tcW w:w="2400" w:type="dxa"/>
+          </w:tcPr>
+          <w:p>
+            <w:r>
+              <w:t>VIEWER role must be able to list missions (read-only access).</w:t>
+            </w:r>
+          </w:p>
+        </w:tc>
+        <w:tc>
+          <w:tcPr>
+            <w:tcW w:w="2400" w:type="dxa"/>
+          </w:tcPr>
+          <w:p>
+            <w:r>
+              <w:t>Passed</w:t>
+            </w:r>
+          </w:p>
+        </w:tc>
+        <w:tc>
+          <w:tcPr>
+            <w:tcW w:w="2400" w:type="dxa"/>
+          </w:tcPr>
+          <w:p>
+            <w:r>
+              <w:t>0.604</w:t>
+            </w:r>
+          </w:p>
+        </w:tc>
+        <w:tc>
+          <w:tcPr>
+            <w:tcW w:w="2400" w:type="dxa"/>
+          </w:tcPr>
+          <w:p>
+            <w:r>
+              <w:t>asyncio</w:t>
+            </w:r>
+          </w:p>
+        </w:tc>
+        <w:tc>
+          <w:tcPr>
+            <w:tcW w:w="2400" w:type="dxa"/>
+          </w:tcPr>
+          <w:p>
+            <w:r>
+              <w:t>-</w:t>
+            </w:r>
+          </w:p>
+        </w:tc>
+      </w:tr>
+      <w:tr>
+        <w:tc>
+          <w:tcPr>
+            <w:tcW w:w="2400" w:type="dxa"/>
+          </w:tcPr>
+          <w:p>
+            <w:r>
+              <w:t>15</w:t>
+            </w:r>
+          </w:p>
+        </w:tc>
+        <w:tc>
+          <w:tcPr>
+            <w:tcW w:w="2400" w:type="dxa"/>
+          </w:tcPr>
+          <w:p>
+            <w:r>
               <w:t>test_update_mission_geofence_200</w:t>
             </w:r>
           </w:p>
@@ -348,39 +1356,39 @@
           </w:tcPr>
           <w:p>
             <w:r>
-              <w:t>2.265</w:t>
-            </w:r>
-          </w:p>
-        </w:tc>
-        <w:tc>
-          <w:tcPr>
-            <w:tcW w:w="2400" w:type="dxa"/>
-          </w:tcPr>
-          <w:p>
-            <w:r>
-              <w:t>asyncio</w:t>
-            </w:r>
-          </w:p>
-        </w:tc>
-        <w:tc>
-          <w:tcPr>
-            <w:tcW w:w="2400" w:type="dxa"/>
-          </w:tcPr>
-          <w:p>
-            <w:r>
-              <w:t>client = &lt;httpx.AsyncClient object at 0x000001F28DD3C9A0&gt; | flight_controller_user = &lt;app.models.user.User object at 0x000001F28DD3CA60&gt; | make_token = &lt;function make_token.&lt;locals&gt;._inner at 0x000001F2FEC79480&gt; |     @pytest.mark.asyncio |     async def test_update_mission_geofence_200( |         client: AsyncClient, flight_controller_user, make_token |     ): |         """Update a planning-status mission's geofence and verify it persists.""" |         hdrs = auth_headers(flight_controller_user, make_token) |         m = await _make_mission(client, hdrs) |         try: |             geofence = {</w:t>
-            </w:r>
-          </w:p>
-        </w:tc>
-      </w:tr>
-      <w:tr>
-        <w:tc>
-          <w:tcPr>
-            <w:tcW w:w="2400" w:type="dxa"/>
-          </w:tcPr>
-          <w:p>
-            <w:r>
-              <w:t>2</w:t>
+              <w:t>0.376</w:t>
+            </w:r>
+          </w:p>
+        </w:tc>
+        <w:tc>
+          <w:tcPr>
+            <w:tcW w:w="2400" w:type="dxa"/>
+          </w:tcPr>
+          <w:p>
+            <w:r>
+              <w:t>asyncio</w:t>
+            </w:r>
+          </w:p>
+        </w:tc>
+        <w:tc>
+          <w:tcPr>
+            <w:tcW w:w="2400" w:type="dxa"/>
+          </w:tcPr>
+          <w:p>
+            <w:r>
+              <w:t>client = &lt;httpx.AsyncClient object at 0x79ab94c2b5d0&gt;, flight_controller_user = &lt;app.models.user.User object at 0x79ab94c29b90&gt; | make_token = &lt;function make_token.&lt;locals&gt;._inner at 0x79ab94cdaf20&gt; |     @pytest.mark.asyncio |     async def test_update_mission_geofence_200( |         client: AsyncClient, flight_controller_user, make_token |     ): |         """Update a planning-status mission's geofence and verify it persists.""" |         hdrs = auth_headers(flight_controller_user, make_token) |         m = await _make_mission(client, hdrs) |         try: |             geofence = { |                 "type": "Polygon",</w:t>
+            </w:r>
+          </w:p>
+        </w:tc>
+      </w:tr>
+      <w:tr>
+        <w:tc>
+          <w:tcPr>
+            <w:tcW w:w="2400" w:type="dxa"/>
+          </w:tcPr>
+          <w:p>
+            <w:r>
+              <w:t>16</w:t>
             </w:r>
           </w:p>
         </w:tc>
@@ -420,27 +1428,819 @@
           </w:tcPr>
           <w:p>
             <w:r>
-              <w:t>0.424</w:t>
-            </w:r>
-          </w:p>
-        </w:tc>
-        <w:tc>
-          <w:tcPr>
-            <w:tcW w:w="2400" w:type="dxa"/>
-          </w:tcPr>
-          <w:p>
-            <w:r>
-              <w:t>asyncio</w:t>
-            </w:r>
-          </w:p>
-        </w:tc>
-        <w:tc>
-          <w:tcPr>
-            <w:tcW w:w="2400" w:type="dxa"/>
-          </w:tcPr>
-          <w:p>
-            <w:r>
-              <w:t>client = &lt;httpx.AsyncClient object at 0x000001F28DF89CC0&gt; | flight_controller_user = &lt;app.models.user.User object at 0x000001F28DF89C60&gt; | make_token = &lt;function make_token.&lt;locals&gt;._inner at 0x000001F2FEDD7010&gt; |     @pytest.mark.asyncio |     async def test_update_mission_name_and_waypoints_200( |         client: AsyncClient, flight_controller_user, make_token |     ): |         """Update mission name and replace waypoints.""" |         hdrs = auth_headers(flight_controller_user, make_token) |         m = await _make_mission(client, hdrs) |         try: |             new_wp = {</w:t>
+              <w:t>0.332</w:t>
+            </w:r>
+          </w:p>
+        </w:tc>
+        <w:tc>
+          <w:tcPr>
+            <w:tcW w:w="2400" w:type="dxa"/>
+          </w:tcPr>
+          <w:p>
+            <w:r>
+              <w:t>asyncio</w:t>
+            </w:r>
+          </w:p>
+        </w:tc>
+        <w:tc>
+          <w:tcPr>
+            <w:tcW w:w="2400" w:type="dxa"/>
+          </w:tcPr>
+          <w:p>
+            <w:r>
+              <w:t>client = &lt;httpx.AsyncClient object at 0x79ab9478f510&gt;, flight_controller_user = &lt;app.models.user.User object at 0x79ab94751090&gt; | make_token = &lt;function make_token.&lt;locals&gt;._inner at 0x79ab9483cc20&gt; |     @pytest.mark.asyncio |     async def test_update_mission_name_and_waypoints_200( |         client: AsyncClient, flight_controller_user, make_token |     ): |         """Update mission name and replace waypoints.""" |         hdrs = auth_headers(flight_controller_user, make_token) |         m = await _make_mission(client, hdrs) |         try: |             new_wp = { |                 "sequence": 1, "latitude": 12.95, "longitude": 77.55,</w:t>
+            </w:r>
+          </w:p>
+        </w:tc>
+      </w:tr>
+      <w:tr>
+        <w:tc>
+          <w:tcPr>
+            <w:tcW w:w="2400" w:type="dxa"/>
+          </w:tcPr>
+          <w:p>
+            <w:r>
+              <w:t>17</w:t>
+            </w:r>
+          </w:p>
+        </w:tc>
+        <w:tc>
+          <w:tcPr>
+            <w:tcW w:w="2400" w:type="dxa"/>
+          </w:tcPr>
+          <w:p>
+            <w:r>
+              <w:t>test_update_mission_non_planning_status_409</w:t>
+            </w:r>
+          </w:p>
+        </w:tc>
+        <w:tc>
+          <w:tcPr>
+            <w:tcW w:w="2400" w:type="dxa"/>
+          </w:tcPr>
+          <w:p>
+            <w:r>
+              <w:t>Cannot edit a mission that is not in 'planning' status → 409.</w:t>
+            </w:r>
+          </w:p>
+        </w:tc>
+        <w:tc>
+          <w:tcPr>
+            <w:tcW w:w="2400" w:type="dxa"/>
+          </w:tcPr>
+          <w:p>
+            <w:r>
+              <w:t>Passed</w:t>
+            </w:r>
+          </w:p>
+        </w:tc>
+        <w:tc>
+          <w:tcPr>
+            <w:tcW w:w="2400" w:type="dxa"/>
+          </w:tcPr>
+          <w:p>
+            <w:r>
+              <w:t>0.665</w:t>
+            </w:r>
+          </w:p>
+        </w:tc>
+        <w:tc>
+          <w:tcPr>
+            <w:tcW w:w="2400" w:type="dxa"/>
+          </w:tcPr>
+          <w:p>
+            <w:r>
+              <w:t>asyncio</w:t>
+            </w:r>
+          </w:p>
+        </w:tc>
+        <w:tc>
+          <w:tcPr>
+            <w:tcW w:w="2400" w:type="dxa"/>
+          </w:tcPr>
+          <w:p>
+            <w:r>
+              <w:t>-</w:t>
+            </w:r>
+          </w:p>
+        </w:tc>
+      </w:tr>
+      <w:tr>
+        <w:tc>
+          <w:tcPr>
+            <w:tcW w:w="2400" w:type="dxa"/>
+          </w:tcPr>
+          <w:p>
+            <w:r>
+              <w:t>18</w:t>
+            </w:r>
+          </w:p>
+        </w:tc>
+        <w:tc>
+          <w:tcPr>
+            <w:tcW w:w="2400" w:type="dxa"/>
+          </w:tcPr>
+          <w:p>
+            <w:r>
+              <w:t>test_update_mission_not_found_404</w:t>
+            </w:r>
+          </w:p>
+        </w:tc>
+        <w:tc>
+          <w:tcPr>
+            <w:tcW w:w="2400" w:type="dxa"/>
+          </w:tcPr>
+          <w:p>
+            <w:r>
+              <w:t>Non-existent mission → 404.</w:t>
+            </w:r>
+          </w:p>
+        </w:tc>
+        <w:tc>
+          <w:tcPr>
+            <w:tcW w:w="2400" w:type="dxa"/>
+          </w:tcPr>
+          <w:p>
+            <w:r>
+              <w:t>Passed</w:t>
+            </w:r>
+          </w:p>
+        </w:tc>
+        <w:tc>
+          <w:tcPr>
+            <w:tcW w:w="2400" w:type="dxa"/>
+          </w:tcPr>
+          <w:p>
+            <w:r>
+              <w:t>0.332</w:t>
+            </w:r>
+          </w:p>
+        </w:tc>
+        <w:tc>
+          <w:tcPr>
+            <w:tcW w:w="2400" w:type="dxa"/>
+          </w:tcPr>
+          <w:p>
+            <w:r>
+              <w:t>asyncio</w:t>
+            </w:r>
+          </w:p>
+        </w:tc>
+        <w:tc>
+          <w:tcPr>
+            <w:tcW w:w="2400" w:type="dxa"/>
+          </w:tcPr>
+          <w:p>
+            <w:r>
+              <w:t>-</w:t>
+            </w:r>
+          </w:p>
+        </w:tc>
+      </w:tr>
+      <w:tr>
+        <w:tc>
+          <w:tcPr>
+            <w:tcW w:w="2400" w:type="dxa"/>
+          </w:tcPr>
+          <w:p>
+            <w:r>
+              <w:t>19</w:t>
+            </w:r>
+          </w:p>
+        </w:tc>
+        <w:tc>
+          <w:tcPr>
+            <w:tcW w:w="2400" w:type="dxa"/>
+          </w:tcPr>
+          <w:p>
+            <w:r>
+              <w:t>test_update_mission_unauthenticated_401</w:t>
+            </w:r>
+          </w:p>
+        </w:tc>
+        <w:tc>
+          <w:tcPr>
+            <w:tcW w:w="2400" w:type="dxa"/>
+          </w:tcPr>
+          <w:p>
+            <w:r>
+              <w:t>No token → 401.</w:t>
+            </w:r>
+          </w:p>
+        </w:tc>
+        <w:tc>
+          <w:tcPr>
+            <w:tcW w:w="2400" w:type="dxa"/>
+          </w:tcPr>
+          <w:p>
+            <w:r>
+              <w:t>Passed</w:t>
+            </w:r>
+          </w:p>
+        </w:tc>
+        <w:tc>
+          <w:tcPr>
+            <w:tcW w:w="2400" w:type="dxa"/>
+          </w:tcPr>
+          <w:p>
+            <w:r>
+              <w:t>0.014</w:t>
+            </w:r>
+          </w:p>
+        </w:tc>
+        <w:tc>
+          <w:tcPr>
+            <w:tcW w:w="2400" w:type="dxa"/>
+          </w:tcPr>
+          <w:p>
+            <w:r>
+              <w:t>asyncio</w:t>
+            </w:r>
+          </w:p>
+        </w:tc>
+        <w:tc>
+          <w:tcPr>
+            <w:tcW w:w="2400" w:type="dxa"/>
+          </w:tcPr>
+          <w:p>
+            <w:r>
+              <w:t>-</w:t>
+            </w:r>
+          </w:p>
+        </w:tc>
+      </w:tr>
+      <w:tr>
+        <w:tc>
+          <w:tcPr>
+            <w:tcW w:w="2400" w:type="dxa"/>
+          </w:tcPr>
+          <w:p>
+            <w:r>
+              <w:t>20</w:t>
+            </w:r>
+          </w:p>
+        </w:tc>
+        <w:tc>
+          <w:tcPr>
+            <w:tcW w:w="2400" w:type="dxa"/>
+          </w:tcPr>
+          <w:p>
+            <w:r>
+              <w:t>test_update_mission_viewer_403</w:t>
+            </w:r>
+          </w:p>
+        </w:tc>
+        <w:tc>
+          <w:tcPr>
+            <w:tcW w:w="2400" w:type="dxa"/>
+          </w:tcPr>
+          <w:p>
+            <w:r>
+              <w:t>VIEWER cannot update mission → 403.</w:t>
+            </w:r>
+          </w:p>
+        </w:tc>
+        <w:tc>
+          <w:tcPr>
+            <w:tcW w:w="2400" w:type="dxa"/>
+          </w:tcPr>
+          <w:p>
+            <w:r>
+              <w:t>Passed</w:t>
+            </w:r>
+          </w:p>
+        </w:tc>
+        <w:tc>
+          <w:tcPr>
+            <w:tcW w:w="2400" w:type="dxa"/>
+          </w:tcPr>
+          <w:p>
+            <w:r>
+              <w:t>0.321</w:t>
+            </w:r>
+          </w:p>
+        </w:tc>
+        <w:tc>
+          <w:tcPr>
+            <w:tcW w:w="2400" w:type="dxa"/>
+          </w:tcPr>
+          <w:p>
+            <w:r>
+              <w:t>asyncio</w:t>
+            </w:r>
+          </w:p>
+        </w:tc>
+        <w:tc>
+          <w:tcPr>
+            <w:tcW w:w="2400" w:type="dxa"/>
+          </w:tcPr>
+          <w:p>
+            <w:r>
+              <w:t>-</w:t>
+            </w:r>
+          </w:p>
+        </w:tc>
+      </w:tr>
+      <w:tr>
+        <w:tc>
+          <w:tcPr>
+            <w:tcW w:w="2400" w:type="dxa"/>
+          </w:tcPr>
+          <w:p>
+            <w:r>
+              <w:t>21</w:t>
+            </w:r>
+          </w:p>
+        </w:tc>
+        <w:tc>
+          <w:tcPr>
+            <w:tcW w:w="2400" w:type="dxa"/>
+          </w:tcPr>
+          <w:p>
+            <w:r>
+              <w:t>test_upload_drone_not_connected_503</w:t>
+            </w:r>
+          </w:p>
+        </w:tc>
+        <w:tc>
+          <w:tcPr>
+            <w:tcW w:w="2400" w:type="dxa"/>
+          </w:tcPr>
+          <w:p>
+            <w:r>
+              <w:t>When a drone IS assigned to the mission but is not connected to | MAVLink (no SITL in the test environment), the upload endpoint must | return HTTP 503. |  | The upload_to_drone flow checks validation first; to reach the MAVLink | connection check the mission must pass all validation rules, which it | does here (valid waypoints, payload within limits, altitude within | ceiling).</w:t>
+            </w:r>
+          </w:p>
+        </w:tc>
+        <w:tc>
+          <w:tcPr>
+            <w:tcW w:w="2400" w:type="dxa"/>
+          </w:tcPr>
+          <w:p>
+            <w:r>
+              <w:t>Passed</w:t>
+            </w:r>
+          </w:p>
+        </w:tc>
+        <w:tc>
+          <w:tcPr>
+            <w:tcW w:w="2400" w:type="dxa"/>
+          </w:tcPr>
+          <w:p>
+            <w:r>
+              <w:t>0.685</w:t>
+            </w:r>
+          </w:p>
+        </w:tc>
+        <w:tc>
+          <w:tcPr>
+            <w:tcW w:w="2400" w:type="dxa"/>
+          </w:tcPr>
+          <w:p>
+            <w:r>
+              <w:t>asyncio</w:t>
+            </w:r>
+          </w:p>
+        </w:tc>
+        <w:tc>
+          <w:tcPr>
+            <w:tcW w:w="2400" w:type="dxa"/>
+          </w:tcPr>
+          <w:p>
+            <w:r>
+              <w:t>-</w:t>
+            </w:r>
+          </w:p>
+        </w:tc>
+      </w:tr>
+      <w:tr>
+        <w:tc>
+          <w:tcPr>
+            <w:tcW w:w="2400" w:type="dxa"/>
+          </w:tcPr>
+          <w:p>
+            <w:r>
+              <w:t>22</w:t>
+            </w:r>
+          </w:p>
+        </w:tc>
+        <w:tc>
+          <w:tcPr>
+            <w:tcW w:w="2400" w:type="dxa"/>
+          </w:tcPr>
+          <w:p>
+            <w:r>
+              <w:t>test_upload_invalid_mission_422</w:t>
+            </w:r>
+          </w:p>
+        </w:tc>
+        <w:tc>
+          <w:tcPr>
+            <w:tcW w:w="2400" w:type="dxa"/>
+          </w:tcPr>
+          <w:p>
+            <w:r>
+              <w:t>Pre-upload validation runs before the MAVLink connection check. | A mission with payload exceeding the drone's max_payload_weight_kg | (5 kg limit) must return 422 with a validation error body — it never | reaches the MAVLink layer.</w:t>
+            </w:r>
+          </w:p>
+        </w:tc>
+        <w:tc>
+          <w:tcPr>
+            <w:tcW w:w="2400" w:type="dxa"/>
+          </w:tcPr>
+          <w:p>
+            <w:r>
+              <w:t>Passed</w:t>
+            </w:r>
+          </w:p>
+        </w:tc>
+        <w:tc>
+          <w:tcPr>
+            <w:tcW w:w="2400" w:type="dxa"/>
+          </w:tcPr>
+          <w:p>
+            <w:r>
+              <w:t>0.808</w:t>
+            </w:r>
+          </w:p>
+        </w:tc>
+        <w:tc>
+          <w:tcPr>
+            <w:tcW w:w="2400" w:type="dxa"/>
+          </w:tcPr>
+          <w:p>
+            <w:r>
+              <w:t>asyncio</w:t>
+            </w:r>
+          </w:p>
+        </w:tc>
+        <w:tc>
+          <w:tcPr>
+            <w:tcW w:w="2400" w:type="dxa"/>
+          </w:tcPr>
+          <w:p>
+            <w:r>
+              <w:t>-</w:t>
+            </w:r>
+          </w:p>
+        </w:tc>
+      </w:tr>
+      <w:tr>
+        <w:tc>
+          <w:tcPr>
+            <w:tcW w:w="2400" w:type="dxa"/>
+          </w:tcPr>
+          <w:p>
+            <w:r>
+              <w:t>23</w:t>
+            </w:r>
+          </w:p>
+        </w:tc>
+        <w:tc>
+          <w:tcPr>
+            <w:tcW w:w="2400" w:type="dxa"/>
+          </w:tcPr>
+          <w:p>
+            <w:r>
+              <w:t>test_upload_mission_unauthenticated_401</w:t>
+            </w:r>
+          </w:p>
+        </w:tc>
+        <w:tc>
+          <w:tcPr>
+            <w:tcW w:w="2400" w:type="dxa"/>
+          </w:tcPr>
+          <w:p>
+            <w:r>
+              <w:t>No Bearer token on the upload endpoint must return 401.</w:t>
+            </w:r>
+          </w:p>
+        </w:tc>
+        <w:tc>
+          <w:tcPr>
+            <w:tcW w:w="2400" w:type="dxa"/>
+          </w:tcPr>
+          <w:p>
+            <w:r>
+              <w:t>Passed</w:t>
+            </w:r>
+          </w:p>
+        </w:tc>
+        <w:tc>
+          <w:tcPr>
+            <w:tcW w:w="2400" w:type="dxa"/>
+          </w:tcPr>
+          <w:p>
+            <w:r>
+              <w:t>0.398</w:t>
+            </w:r>
+          </w:p>
+        </w:tc>
+        <w:tc>
+          <w:tcPr>
+            <w:tcW w:w="2400" w:type="dxa"/>
+          </w:tcPr>
+          <w:p>
+            <w:r>
+              <w:t>asyncio</w:t>
+            </w:r>
+          </w:p>
+        </w:tc>
+        <w:tc>
+          <w:tcPr>
+            <w:tcW w:w="2400" w:type="dxa"/>
+          </w:tcPr>
+          <w:p>
+            <w:r>
+              <w:t>-</w:t>
+            </w:r>
+          </w:p>
+        </w:tc>
+      </w:tr>
+      <w:tr>
+        <w:tc>
+          <w:tcPr>
+            <w:tcW w:w="2400" w:type="dxa"/>
+          </w:tcPr>
+          <w:p>
+            <w:r>
+              <w:t>24</w:t>
+            </w:r>
+          </w:p>
+        </w:tc>
+        <w:tc>
+          <w:tcPr>
+            <w:tcW w:w="2400" w:type="dxa"/>
+          </w:tcPr>
+          <w:p>
+            <w:r>
+              <w:t>test_validate_mission_200</w:t>
+            </w:r>
+          </w:p>
+        </w:tc>
+        <w:tc>
+          <w:tcPr>
+            <w:tcW w:w="2400" w:type="dxa"/>
+          </w:tcPr>
+          <w:p>
+            <w:r>
+              <w:t>Valid mission → 200 with {valid, errors, warnings} shape. | No drone assigned so the validator skips drone-type checks | and returns valid=True with an empty errors list.</w:t>
+            </w:r>
+          </w:p>
+        </w:tc>
+        <w:tc>
+          <w:tcPr>
+            <w:tcW w:w="2400" w:type="dxa"/>
+          </w:tcPr>
+          <w:p>
+            <w:r>
+              <w:t>Passed</w:t>
+            </w:r>
+          </w:p>
+        </w:tc>
+        <w:tc>
+          <w:tcPr>
+            <w:tcW w:w="2400" w:type="dxa"/>
+          </w:tcPr>
+          <w:p>
+            <w:r>
+              <w:t>0.363</w:t>
+            </w:r>
+          </w:p>
+        </w:tc>
+        <w:tc>
+          <w:tcPr>
+            <w:tcW w:w="2400" w:type="dxa"/>
+          </w:tcPr>
+          <w:p>
+            <w:r>
+              <w:t>asyncio</w:t>
+            </w:r>
+          </w:p>
+        </w:tc>
+        <w:tc>
+          <w:tcPr>
+            <w:tcW w:w="2400" w:type="dxa"/>
+          </w:tcPr>
+          <w:p>
+            <w:r>
+              <w:t>-</w:t>
+            </w:r>
+          </w:p>
+        </w:tc>
+      </w:tr>
+      <w:tr>
+        <w:tc>
+          <w:tcPr>
+            <w:tcW w:w="2400" w:type="dxa"/>
+          </w:tcPr>
+          <w:p>
+            <w:r>
+              <w:t>25</w:t>
+            </w:r>
+          </w:p>
+        </w:tc>
+        <w:tc>
+          <w:tcPr>
+            <w:tcW w:w="2400" w:type="dxa"/>
+          </w:tcPr>
+          <w:p>
+            <w:r>
+              <w:t>test_validate_mission_not_found_404</w:t>
+            </w:r>
+          </w:p>
+        </w:tc>
+        <w:tc>
+          <w:tcPr>
+            <w:tcW w:w="2400" w:type="dxa"/>
+          </w:tcPr>
+          <w:p>
+            <w:r>
+              <w:t>Non-existent mission ID → 404.</w:t>
+            </w:r>
+          </w:p>
+        </w:tc>
+        <w:tc>
+          <w:tcPr>
+            <w:tcW w:w="2400" w:type="dxa"/>
+          </w:tcPr>
+          <w:p>
+            <w:r>
+              <w:t>Passed</w:t>
+            </w:r>
+          </w:p>
+        </w:tc>
+        <w:tc>
+          <w:tcPr>
+            <w:tcW w:w="2400" w:type="dxa"/>
+          </w:tcPr>
+          <w:p>
+            <w:r>
+              <w:t>0.351</w:t>
+            </w:r>
+          </w:p>
+        </w:tc>
+        <w:tc>
+          <w:tcPr>
+            <w:tcW w:w="2400" w:type="dxa"/>
+          </w:tcPr>
+          <w:p>
+            <w:r>
+              <w:t>asyncio</w:t>
+            </w:r>
+          </w:p>
+        </w:tc>
+        <w:tc>
+          <w:tcPr>
+            <w:tcW w:w="2400" w:type="dxa"/>
+          </w:tcPr>
+          <w:p>
+            <w:r>
+              <w:t>-</w:t>
+            </w:r>
+          </w:p>
+        </w:tc>
+      </w:tr>
+      <w:tr>
+        <w:tc>
+          <w:tcPr>
+            <w:tcW w:w="2400" w:type="dxa"/>
+          </w:tcPr>
+          <w:p>
+            <w:r>
+              <w:t>26</w:t>
+            </w:r>
+          </w:p>
+        </w:tc>
+        <w:tc>
+          <w:tcPr>
+            <w:tcW w:w="2400" w:type="dxa"/>
+          </w:tcPr>
+          <w:p>
+            <w:r>
+              <w:t>test_validate_mission_unauthenticated_401</w:t>
+            </w:r>
+          </w:p>
+        </w:tc>
+        <w:tc>
+          <w:tcPr>
+            <w:tcW w:w="2400" w:type="dxa"/>
+          </w:tcPr>
+          <w:p>
+            <w:r>
+              <w:t>No token → 401.</w:t>
+            </w:r>
+          </w:p>
+        </w:tc>
+        <w:tc>
+          <w:tcPr>
+            <w:tcW w:w="2400" w:type="dxa"/>
+          </w:tcPr>
+          <w:p>
+            <w:r>
+              <w:t>Passed</w:t>
+            </w:r>
+          </w:p>
+        </w:tc>
+        <w:tc>
+          <w:tcPr>
+            <w:tcW w:w="2400" w:type="dxa"/>
+          </w:tcPr>
+          <w:p>
+            <w:r>
+              <w:t>0.047</w:t>
+            </w:r>
+          </w:p>
+        </w:tc>
+        <w:tc>
+          <w:tcPr>
+            <w:tcW w:w="2400" w:type="dxa"/>
+          </w:tcPr>
+          <w:p>
+            <w:r>
+              <w:t>asyncio</w:t>
+            </w:r>
+          </w:p>
+        </w:tc>
+        <w:tc>
+          <w:tcPr>
+            <w:tcW w:w="2400" w:type="dxa"/>
+          </w:tcPr>
+          <w:p>
+            <w:r>
+              <w:t>-</w:t>
+            </w:r>
+          </w:p>
+        </w:tc>
+      </w:tr>
+      <w:tr>
+        <w:tc>
+          <w:tcPr>
+            <w:tcW w:w="2400" w:type="dxa"/>
+          </w:tcPr>
+          <w:p>
+            <w:r>
+              <w:t>27</w:t>
+            </w:r>
+          </w:p>
+        </w:tc>
+        <w:tc>
+          <w:tcPr>
+            <w:tcW w:w="2400" w:type="dxa"/>
+          </w:tcPr>
+          <w:p>
+            <w:r>
+              <w:t>test_validate_mission_viewer_403</w:t>
+            </w:r>
+          </w:p>
+        </w:tc>
+        <w:tc>
+          <w:tcPr>
+            <w:tcW w:w="2400" w:type="dxa"/>
+          </w:tcPr>
+          <w:p>
+            <w:r>
+              <w:t>VIEWER role cannot validate (requires FLIGHT_CONTROLLER+) → 403.</w:t>
+            </w:r>
+          </w:p>
+        </w:tc>
+        <w:tc>
+          <w:tcPr>
+            <w:tcW w:w="2400" w:type="dxa"/>
+          </w:tcPr>
+          <w:p>
+            <w:r>
+              <w:t>Passed</w:t>
+            </w:r>
+          </w:p>
+        </w:tc>
+        <w:tc>
+          <w:tcPr>
+            <w:tcW w:w="2400" w:type="dxa"/>
+          </w:tcPr>
+          <w:p>
+            <w:r>
+              <w:t>0.351</w:t>
+            </w:r>
+          </w:p>
+        </w:tc>
+        <w:tc>
+          <w:tcPr>
+            <w:tcW w:w="2400" w:type="dxa"/>
+          </w:tcPr>
+          <w:p>
+            <w:r>
+              <w:t>asyncio</w:t>
+            </w:r>
+          </w:p>
+        </w:tc>
+        <w:tc>
+          <w:tcPr>
+            <w:tcW w:w="2400" w:type="dxa"/>
+          </w:tcPr>
+          <w:p>
+            <w:r>
+              <w:t>-</w:t>
             </w:r>
           </w:p>
         </w:tc>

--- a/backend/app/tests/reports/modules/test_flight_missions_api_documentation.docx
+++ b/backend/app/tests/reports/modules/test_flight_missions_api_documentation.docx
@@ -12,17 +12,17 @@
     </w:p>
     <w:p>
       <w:r>
-        <w:t>Generated at: 2026-08-10T07:00:47+00:00</w:t>
+        <w:t>Generated at: 2026-08-18T06:43:23+00:00</w:t>
       </w:r>
     </w:p>
     <w:p>
       <w:r>
-        <w:t>Test session started: 2026-08-10T06:57:10+00:00</w:t>
+        <w:t>Test session started: 2026-08-18T06:43:05+00:00</w:t>
       </w:r>
     </w:p>
     <w:p>
       <w:r>
-        <w:t>Pytest exit status: 1</w:t>
+        <w:t>Pytest exit status: 0</w:t>
       </w:r>
     </w:p>
     <w:p>
@@ -88,29 +88,29 @@
           </w:tcPr>
           <w:p>
             <w:r>
-              <w:t>27</w:t>
-            </w:r>
-          </w:p>
-        </w:tc>
-      </w:tr>
-      <w:tr>
-        <w:tc>
-          <w:tcPr>
-            <w:tcW w:w="2400" w:type="dxa"/>
-          </w:tcPr>
-          <w:p>
-            <w:r>
-              <w:t>Passed</w:t>
-            </w:r>
-          </w:p>
-        </w:tc>
-        <w:tc>
-          <w:tcPr>
-            <w:tcW w:w="2400" w:type="dxa"/>
-          </w:tcPr>
-          <w:p>
-            <w:r>
-              <w:t>25</w:t>
+              <w:t>31</w:t>
+            </w:r>
+          </w:p>
+        </w:tc>
+      </w:tr>
+      <w:tr>
+        <w:tc>
+          <w:tcPr>
+            <w:tcW w:w="2400" w:type="dxa"/>
+          </w:tcPr>
+          <w:p>
+            <w:r>
+              <w:t>Passed</w:t>
+            </w:r>
+          </w:p>
+        </w:tc>
+        <w:tc>
+          <w:tcPr>
+            <w:tcW w:w="2400" w:type="dxa"/>
+          </w:tcPr>
+          <w:p>
+            <w:r>
+              <w:t>31</w:t>
             </w:r>
           </w:p>
         </w:tc>
@@ -132,7 +132,7 @@
           </w:tcPr>
           <w:p>
             <w:r>
-              <w:t>2</w:t>
+              <w:t>0</w:t>
             </w:r>
           </w:p>
         </w:tc>
@@ -200,7 +200,7 @@
     </w:p>
     <w:p>
       <w:r>
-        <w:t>Source file: /app/app/tests/test_flight_missions_api.py</w:t>
+        <w:t>Source file: C:\Users\Chandrasekhar\Downloads\DroneArjuna_final\DroneArjuna\backend\app\tests\test_flight_missions_api.py</w:t>
       </w:r>
     </w:p>
     <w:tbl>
@@ -318,6 +318,150 @@
           </w:tcPr>
           <w:p>
             <w:r>
+              <w:t>test_create_mission_default_enforce_airspace_true</w:t>
+            </w:r>
+          </w:p>
+        </w:tc>
+        <w:tc>
+          <w:tcPr>
+            <w:tcW w:w="2400" w:type="dxa"/>
+          </w:tcPr>
+          <w:p>
+            <w:r>
+              <w:t>When the field is omitted, enforcement must default to enabled.</w:t>
+            </w:r>
+          </w:p>
+        </w:tc>
+        <w:tc>
+          <w:tcPr>
+            <w:tcW w:w="2400" w:type="dxa"/>
+          </w:tcPr>
+          <w:p>
+            <w:r>
+              <w:t>Passed</w:t>
+            </w:r>
+          </w:p>
+        </w:tc>
+        <w:tc>
+          <w:tcPr>
+            <w:tcW w:w="2400" w:type="dxa"/>
+          </w:tcPr>
+          <w:p>
+            <w:r>
+              <w:t>0.443</w:t>
+            </w:r>
+          </w:p>
+        </w:tc>
+        <w:tc>
+          <w:tcPr>
+            <w:tcW w:w="2400" w:type="dxa"/>
+          </w:tcPr>
+          <w:p>
+            <w:r>
+              <w:t>asyncio</w:t>
+            </w:r>
+          </w:p>
+        </w:tc>
+        <w:tc>
+          <w:tcPr>
+            <w:tcW w:w="2400" w:type="dxa"/>
+          </w:tcPr>
+          <w:p>
+            <w:r>
+              <w:t>-</w:t>
+            </w:r>
+          </w:p>
+        </w:tc>
+      </w:tr>
+      <w:tr>
+        <w:tc>
+          <w:tcPr>
+            <w:tcW w:w="2400" w:type="dxa"/>
+          </w:tcPr>
+          <w:p>
+            <w:r>
+              <w:t>2</w:t>
+            </w:r>
+          </w:p>
+        </w:tc>
+        <w:tc>
+          <w:tcPr>
+            <w:tcW w:w="2400" w:type="dxa"/>
+          </w:tcPr>
+          <w:p>
+            <w:r>
+              <w:t>test_create_mission_persists_enforce_airspace_false</w:t>
+            </w:r>
+          </w:p>
+        </w:tc>
+        <w:tc>
+          <w:tcPr>
+            <w:tcW w:w="2400" w:type="dxa"/>
+          </w:tcPr>
+          <w:p>
+            <w:r>
+              <w:t>Create mission persists enforce airspace false</w:t>
+            </w:r>
+          </w:p>
+        </w:tc>
+        <w:tc>
+          <w:tcPr>
+            <w:tcW w:w="2400" w:type="dxa"/>
+          </w:tcPr>
+          <w:p>
+            <w:r>
+              <w:t>Passed</w:t>
+            </w:r>
+          </w:p>
+        </w:tc>
+        <w:tc>
+          <w:tcPr>
+            <w:tcW w:w="2400" w:type="dxa"/>
+          </w:tcPr>
+          <w:p>
+            <w:r>
+              <w:t>0.436</w:t>
+            </w:r>
+          </w:p>
+        </w:tc>
+        <w:tc>
+          <w:tcPr>
+            <w:tcW w:w="2400" w:type="dxa"/>
+          </w:tcPr>
+          <w:p>
+            <w:r>
+              <w:t>asyncio</w:t>
+            </w:r>
+          </w:p>
+        </w:tc>
+        <w:tc>
+          <w:tcPr>
+            <w:tcW w:w="2400" w:type="dxa"/>
+          </w:tcPr>
+          <w:p>
+            <w:r>
+              <w:t>-</w:t>
+            </w:r>
+          </w:p>
+        </w:tc>
+      </w:tr>
+      <w:tr>
+        <w:tc>
+          <w:tcPr>
+            <w:tcW w:w="2400" w:type="dxa"/>
+          </w:tcPr>
+          <w:p>
+            <w:r>
+              <w:t>3</w:t>
+            </w:r>
+          </w:p>
+        </w:tc>
+        <w:tc>
+          <w:tcPr>
+            <w:tcW w:w="2400" w:type="dxa"/>
+          </w:tcPr>
+          <w:p>
+            <w:r>
               <w:t>test_create_mission_rejects_waypoint_leg_touching_restricted_zone</w:t>
             </w:r>
           </w:p>
@@ -348,39 +492,39 @@
           </w:tcPr>
           <w:p>
             <w:r>
-              <w:t>0.305</w:t>
-            </w:r>
-          </w:p>
-        </w:tc>
-        <w:tc>
-          <w:tcPr>
-            <w:tcW w:w="2400" w:type="dxa"/>
-          </w:tcPr>
-          <w:p>
-            <w:r>
-              <w:t>asyncio</w:t>
-            </w:r>
-          </w:p>
-        </w:tc>
-        <w:tc>
-          <w:tcPr>
-            <w:tcW w:w="2400" w:type="dxa"/>
-          </w:tcPr>
-          <w:p>
-            <w:r>
-              <w:t>-</w:t>
-            </w:r>
-          </w:p>
-        </w:tc>
-      </w:tr>
-      <w:tr>
-        <w:tc>
-          <w:tcPr>
-            <w:tcW w:w="2400" w:type="dxa"/>
-          </w:tcPr>
-          <w:p>
-            <w:r>
-              <w:t>2</w:t>
+              <w:t>0.407</w:t>
+            </w:r>
+          </w:p>
+        </w:tc>
+        <w:tc>
+          <w:tcPr>
+            <w:tcW w:w="2400" w:type="dxa"/>
+          </w:tcPr>
+          <w:p>
+            <w:r>
+              <w:t>asyncio</w:t>
+            </w:r>
+          </w:p>
+        </w:tc>
+        <w:tc>
+          <w:tcPr>
+            <w:tcW w:w="2400" w:type="dxa"/>
+          </w:tcPr>
+          <w:p>
+            <w:r>
+              <w:t>-</w:t>
+            </w:r>
+          </w:p>
+        </w:tc>
+      </w:tr>
+      <w:tr>
+        <w:tc>
+          <w:tcPr>
+            <w:tcW w:w="2400" w:type="dxa"/>
+          </w:tcPr>
+          <w:p>
+            <w:r>
+              <w:t>4</w:t>
             </w:r>
           </w:p>
         </w:tc>
@@ -420,39 +564,39 @@
           </w:tcPr>
           <w:p>
             <w:r>
-              <w:t>0.618</w:t>
-            </w:r>
-          </w:p>
-        </w:tc>
-        <w:tc>
-          <w:tcPr>
-            <w:tcW w:w="2400" w:type="dxa"/>
-          </w:tcPr>
-          <w:p>
-            <w:r>
-              <w:t>asyncio</w:t>
-            </w:r>
-          </w:p>
-        </w:tc>
-        <w:tc>
-          <w:tcPr>
-            <w:tcW w:w="2400" w:type="dxa"/>
-          </w:tcPr>
-          <w:p>
-            <w:r>
-              <w:t>-</w:t>
-            </w:r>
-          </w:p>
-        </w:tc>
-      </w:tr>
-      <w:tr>
-        <w:tc>
-          <w:tcPr>
-            <w:tcW w:w="2400" w:type="dxa"/>
-          </w:tcPr>
-          <w:p>
-            <w:r>
-              <w:t>3</w:t>
+              <w:t>0.832</w:t>
+            </w:r>
+          </w:p>
+        </w:tc>
+        <w:tc>
+          <w:tcPr>
+            <w:tcW w:w="2400" w:type="dxa"/>
+          </w:tcPr>
+          <w:p>
+            <w:r>
+              <w:t>asyncio</w:t>
+            </w:r>
+          </w:p>
+        </w:tc>
+        <w:tc>
+          <w:tcPr>
+            <w:tcW w:w="2400" w:type="dxa"/>
+          </w:tcPr>
+          <w:p>
+            <w:r>
+              <w:t>-</w:t>
+            </w:r>
+          </w:p>
+        </w:tc>
+      </w:tr>
+      <w:tr>
+        <w:tc>
+          <w:tcPr>
+            <w:tcW w:w="2400" w:type="dxa"/>
+          </w:tcPr>
+          <w:p>
+            <w:r>
+              <w:t>5</w:t>
             </w:r>
           </w:p>
         </w:tc>
@@ -492,39 +636,39 @@
           </w:tcPr>
           <w:p>
             <w:r>
-              <w:t>0.326</w:t>
-            </w:r>
-          </w:p>
-        </w:tc>
-        <w:tc>
-          <w:tcPr>
-            <w:tcW w:w="2400" w:type="dxa"/>
-          </w:tcPr>
-          <w:p>
-            <w:r>
-              <w:t>asyncio</w:t>
-            </w:r>
-          </w:p>
-        </w:tc>
-        <w:tc>
-          <w:tcPr>
-            <w:tcW w:w="2400" w:type="dxa"/>
-          </w:tcPr>
-          <w:p>
-            <w:r>
-              <w:t>-</w:t>
-            </w:r>
-          </w:p>
-        </w:tc>
-      </w:tr>
-      <w:tr>
-        <w:tc>
-          <w:tcPr>
-            <w:tcW w:w="2400" w:type="dxa"/>
-          </w:tcPr>
-          <w:p>
-            <w:r>
-              <w:t>4</w:t>
+              <w:t>0.419</w:t>
+            </w:r>
+          </w:p>
+        </w:tc>
+        <w:tc>
+          <w:tcPr>
+            <w:tcW w:w="2400" w:type="dxa"/>
+          </w:tcPr>
+          <w:p>
+            <w:r>
+              <w:t>asyncio</w:t>
+            </w:r>
+          </w:p>
+        </w:tc>
+        <w:tc>
+          <w:tcPr>
+            <w:tcW w:w="2400" w:type="dxa"/>
+          </w:tcPr>
+          <w:p>
+            <w:r>
+              <w:t>-</w:t>
+            </w:r>
+          </w:p>
+        </w:tc>
+      </w:tr>
+      <w:tr>
+        <w:tc>
+          <w:tcPr>
+            <w:tcW w:w="2400" w:type="dxa"/>
+          </w:tcPr>
+          <w:p>
+            <w:r>
+              <w:t>6</w:t>
             </w:r>
           </w:p>
         </w:tc>
@@ -564,39 +708,39 @@
           </w:tcPr>
           <w:p>
             <w:r>
-              <w:t>0.332</w:t>
-            </w:r>
-          </w:p>
-        </w:tc>
-        <w:tc>
-          <w:tcPr>
-            <w:tcW w:w="2400" w:type="dxa"/>
-          </w:tcPr>
-          <w:p>
-            <w:r>
-              <w:t>asyncio</w:t>
-            </w:r>
-          </w:p>
-        </w:tc>
-        <w:tc>
-          <w:tcPr>
-            <w:tcW w:w="2400" w:type="dxa"/>
-          </w:tcPr>
-          <w:p>
-            <w:r>
-              <w:t>-</w:t>
-            </w:r>
-          </w:p>
-        </w:tc>
-      </w:tr>
-      <w:tr>
-        <w:tc>
-          <w:tcPr>
-            <w:tcW w:w="2400" w:type="dxa"/>
-          </w:tcPr>
-          <w:p>
-            <w:r>
-              <w:t>5</w:t>
+              <w:t>0.412</w:t>
+            </w:r>
+          </w:p>
+        </w:tc>
+        <w:tc>
+          <w:tcPr>
+            <w:tcW w:w="2400" w:type="dxa"/>
+          </w:tcPr>
+          <w:p>
+            <w:r>
+              <w:t>asyncio</w:t>
+            </w:r>
+          </w:p>
+        </w:tc>
+        <w:tc>
+          <w:tcPr>
+            <w:tcW w:w="2400" w:type="dxa"/>
+          </w:tcPr>
+          <w:p>
+            <w:r>
+              <w:t>-</w:t>
+            </w:r>
+          </w:p>
+        </w:tc>
+      </w:tr>
+      <w:tr>
+        <w:tc>
+          <w:tcPr>
+            <w:tcW w:w="2400" w:type="dxa"/>
+          </w:tcPr>
+          <w:p>
+            <w:r>
+              <w:t>7</w:t>
             </w:r>
           </w:p>
         </w:tc>
@@ -636,39 +780,39 @@
           </w:tcPr>
           <w:p>
             <w:r>
-              <w:t>0.318</w:t>
-            </w:r>
-          </w:p>
-        </w:tc>
-        <w:tc>
-          <w:tcPr>
-            <w:tcW w:w="2400" w:type="dxa"/>
-          </w:tcPr>
-          <w:p>
-            <w:r>
-              <w:t>asyncio</w:t>
-            </w:r>
-          </w:p>
-        </w:tc>
-        <w:tc>
-          <w:tcPr>
-            <w:tcW w:w="2400" w:type="dxa"/>
-          </w:tcPr>
-          <w:p>
-            <w:r>
-              <w:t>-</w:t>
-            </w:r>
-          </w:p>
-        </w:tc>
-      </w:tr>
-      <w:tr>
-        <w:tc>
-          <w:tcPr>
-            <w:tcW w:w="2400" w:type="dxa"/>
-          </w:tcPr>
-          <w:p>
-            <w:r>
-              <w:t>6</w:t>
+              <w:t>0.421</w:t>
+            </w:r>
+          </w:p>
+        </w:tc>
+        <w:tc>
+          <w:tcPr>
+            <w:tcW w:w="2400" w:type="dxa"/>
+          </w:tcPr>
+          <w:p>
+            <w:r>
+              <w:t>asyncio</w:t>
+            </w:r>
+          </w:p>
+        </w:tc>
+        <w:tc>
+          <w:tcPr>
+            <w:tcW w:w="2400" w:type="dxa"/>
+          </w:tcPr>
+          <w:p>
+            <w:r>
+              <w:t>-</w:t>
+            </w:r>
+          </w:p>
+        </w:tc>
+      </w:tr>
+      <w:tr>
+        <w:tc>
+          <w:tcPr>
+            <w:tcW w:w="2400" w:type="dxa"/>
+          </w:tcPr>
+          <w:p>
+            <w:r>
+              <w:t>8</w:t>
             </w:r>
           </w:p>
         </w:tc>
@@ -708,39 +852,39 @@
           </w:tcPr>
           <w:p>
             <w:r>
-              <w:t>0.598</w:t>
-            </w:r>
-          </w:p>
-        </w:tc>
-        <w:tc>
-          <w:tcPr>
-            <w:tcW w:w="2400" w:type="dxa"/>
-          </w:tcPr>
-          <w:p>
-            <w:r>
-              <w:t>asyncio</w:t>
-            </w:r>
-          </w:p>
-        </w:tc>
-        <w:tc>
-          <w:tcPr>
-            <w:tcW w:w="2400" w:type="dxa"/>
-          </w:tcPr>
-          <w:p>
-            <w:r>
-              <w:t>-</w:t>
-            </w:r>
-          </w:p>
-        </w:tc>
-      </w:tr>
-      <w:tr>
-        <w:tc>
-          <w:tcPr>
-            <w:tcW w:w="2400" w:type="dxa"/>
-          </w:tcPr>
-          <w:p>
-            <w:r>
-              <w:t>7</w:t>
+              <w:t>0.887</w:t>
+            </w:r>
+          </w:p>
+        </w:tc>
+        <w:tc>
+          <w:tcPr>
+            <w:tcW w:w="2400" w:type="dxa"/>
+          </w:tcPr>
+          <w:p>
+            <w:r>
+              <w:t>asyncio</w:t>
+            </w:r>
+          </w:p>
+        </w:tc>
+        <w:tc>
+          <w:tcPr>
+            <w:tcW w:w="2400" w:type="dxa"/>
+          </w:tcPr>
+          <w:p>
+            <w:r>
+              <w:t>-</w:t>
+            </w:r>
+          </w:p>
+        </w:tc>
+      </w:tr>
+      <w:tr>
+        <w:tc>
+          <w:tcPr>
+            <w:tcW w:w="2400" w:type="dxa"/>
+          </w:tcPr>
+          <w:p>
+            <w:r>
+              <w:t>9</w:t>
             </w:r>
           </w:p>
         </w:tc>
@@ -780,39 +924,39 @@
           </w:tcPr>
           <w:p>
             <w:r>
-              <w:t>0.386</w:t>
-            </w:r>
-          </w:p>
-        </w:tc>
-        <w:tc>
-          <w:tcPr>
-            <w:tcW w:w="2400" w:type="dxa"/>
-          </w:tcPr>
-          <w:p>
-            <w:r>
-              <w:t>asyncio</w:t>
-            </w:r>
-          </w:p>
-        </w:tc>
-        <w:tc>
-          <w:tcPr>
-            <w:tcW w:w="2400" w:type="dxa"/>
-          </w:tcPr>
-          <w:p>
-            <w:r>
-              <w:t>-</w:t>
-            </w:r>
-          </w:p>
-        </w:tc>
-      </w:tr>
-      <w:tr>
-        <w:tc>
-          <w:tcPr>
-            <w:tcW w:w="2400" w:type="dxa"/>
-          </w:tcPr>
-          <w:p>
-            <w:r>
-              <w:t>8</w:t>
+              <w:t>0.440</w:t>
+            </w:r>
+          </w:p>
+        </w:tc>
+        <w:tc>
+          <w:tcPr>
+            <w:tcW w:w="2400" w:type="dxa"/>
+          </w:tcPr>
+          <w:p>
+            <w:r>
+              <w:t>asyncio</w:t>
+            </w:r>
+          </w:p>
+        </w:tc>
+        <w:tc>
+          <w:tcPr>
+            <w:tcW w:w="2400" w:type="dxa"/>
+          </w:tcPr>
+          <w:p>
+            <w:r>
+              <w:t>-</w:t>
+            </w:r>
+          </w:p>
+        </w:tc>
+      </w:tr>
+      <w:tr>
+        <w:tc>
+          <w:tcPr>
+            <w:tcW w:w="2400" w:type="dxa"/>
+          </w:tcPr>
+          <w:p>
+            <w:r>
+              <w:t>10</w:t>
             </w:r>
           </w:p>
         </w:tc>
@@ -852,39 +996,39 @@
           </w:tcPr>
           <w:p>
             <w:r>
-              <w:t>0.327</w:t>
-            </w:r>
-          </w:p>
-        </w:tc>
-        <w:tc>
-          <w:tcPr>
-            <w:tcW w:w="2400" w:type="dxa"/>
-          </w:tcPr>
-          <w:p>
-            <w:r>
-              <w:t>asyncio</w:t>
-            </w:r>
-          </w:p>
-        </w:tc>
-        <w:tc>
-          <w:tcPr>
-            <w:tcW w:w="2400" w:type="dxa"/>
-          </w:tcPr>
-          <w:p>
-            <w:r>
-              <w:t>-</w:t>
-            </w:r>
-          </w:p>
-        </w:tc>
-      </w:tr>
-      <w:tr>
-        <w:tc>
-          <w:tcPr>
-            <w:tcW w:w="2400" w:type="dxa"/>
-          </w:tcPr>
-          <w:p>
-            <w:r>
-              <w:t>9</w:t>
+              <w:t>0.392</w:t>
+            </w:r>
+          </w:p>
+        </w:tc>
+        <w:tc>
+          <w:tcPr>
+            <w:tcW w:w="2400" w:type="dxa"/>
+          </w:tcPr>
+          <w:p>
+            <w:r>
+              <w:t>asyncio</w:t>
+            </w:r>
+          </w:p>
+        </w:tc>
+        <w:tc>
+          <w:tcPr>
+            <w:tcW w:w="2400" w:type="dxa"/>
+          </w:tcPr>
+          <w:p>
+            <w:r>
+              <w:t>-</w:t>
+            </w:r>
+          </w:p>
+        </w:tc>
+      </w:tr>
+      <w:tr>
+        <w:tc>
+          <w:tcPr>
+            <w:tcW w:w="2400" w:type="dxa"/>
+          </w:tcPr>
+          <w:p>
+            <w:r>
+              <w:t>11</w:t>
             </w:r>
           </w:p>
         </w:tc>
@@ -924,39 +1068,39 @@
           </w:tcPr>
           <w:p>
             <w:r>
-              <w:t>0.017</w:t>
-            </w:r>
-          </w:p>
-        </w:tc>
-        <w:tc>
-          <w:tcPr>
-            <w:tcW w:w="2400" w:type="dxa"/>
-          </w:tcPr>
-          <w:p>
-            <w:r>
-              <w:t>asyncio</w:t>
-            </w:r>
-          </w:p>
-        </w:tc>
-        <w:tc>
-          <w:tcPr>
-            <w:tcW w:w="2400" w:type="dxa"/>
-          </w:tcPr>
-          <w:p>
-            <w:r>
-              <w:t>-</w:t>
-            </w:r>
-          </w:p>
-        </w:tc>
-      </w:tr>
-      <w:tr>
-        <w:tc>
-          <w:tcPr>
-            <w:tcW w:w="2400" w:type="dxa"/>
-          </w:tcPr>
-          <w:p>
-            <w:r>
-              <w:t>10</w:t>
+              <w:t>0.030</w:t>
+            </w:r>
+          </w:p>
+        </w:tc>
+        <w:tc>
+          <w:tcPr>
+            <w:tcW w:w="2400" w:type="dxa"/>
+          </w:tcPr>
+          <w:p>
+            <w:r>
+              <w:t>asyncio</w:t>
+            </w:r>
+          </w:p>
+        </w:tc>
+        <w:tc>
+          <w:tcPr>
+            <w:tcW w:w="2400" w:type="dxa"/>
+          </w:tcPr>
+          <w:p>
+            <w:r>
+              <w:t>-</w:t>
+            </w:r>
+          </w:p>
+        </w:tc>
+      </w:tr>
+      <w:tr>
+        <w:tc>
+          <w:tcPr>
+            <w:tcW w:w="2400" w:type="dxa"/>
+          </w:tcPr>
+          <w:p>
+            <w:r>
+              <w:t>12</w:t>
             </w:r>
           </w:p>
         </w:tc>
@@ -996,39 +1140,39 @@
           </w:tcPr>
           <w:p>
             <w:r>
-              <w:t>0.318</w:t>
-            </w:r>
-          </w:p>
-        </w:tc>
-        <w:tc>
-          <w:tcPr>
-            <w:tcW w:w="2400" w:type="dxa"/>
-          </w:tcPr>
-          <w:p>
-            <w:r>
-              <w:t>asyncio</w:t>
-            </w:r>
-          </w:p>
-        </w:tc>
-        <w:tc>
-          <w:tcPr>
-            <w:tcW w:w="2400" w:type="dxa"/>
-          </w:tcPr>
-          <w:p>
-            <w:r>
-              <w:t>-</w:t>
-            </w:r>
-          </w:p>
-        </w:tc>
-      </w:tr>
-      <w:tr>
-        <w:tc>
-          <w:tcPr>
-            <w:tcW w:w="2400" w:type="dxa"/>
-          </w:tcPr>
-          <w:p>
-            <w:r>
-              <w:t>11</w:t>
+              <w:t>2.231</w:t>
+            </w:r>
+          </w:p>
+        </w:tc>
+        <w:tc>
+          <w:tcPr>
+            <w:tcW w:w="2400" w:type="dxa"/>
+          </w:tcPr>
+          <w:p>
+            <w:r>
+              <w:t>asyncio</w:t>
+            </w:r>
+          </w:p>
+        </w:tc>
+        <w:tc>
+          <w:tcPr>
+            <w:tcW w:w="2400" w:type="dxa"/>
+          </w:tcPr>
+          <w:p>
+            <w:r>
+              <w:t>-</w:t>
+            </w:r>
+          </w:p>
+        </w:tc>
+      </w:tr>
+      <w:tr>
+        <w:tc>
+          <w:tcPr>
+            <w:tcW w:w="2400" w:type="dxa"/>
+          </w:tcPr>
+          <w:p>
+            <w:r>
+              <w:t>13</w:t>
             </w:r>
           </w:p>
         </w:tc>
@@ -1068,39 +1212,39 @@
           </w:tcPr>
           <w:p>
             <w:r>
-              <w:t>0.339</w:t>
-            </w:r>
-          </w:p>
-        </w:tc>
-        <w:tc>
-          <w:tcPr>
-            <w:tcW w:w="2400" w:type="dxa"/>
-          </w:tcPr>
-          <w:p>
-            <w:r>
-              <w:t>asyncio</w:t>
-            </w:r>
-          </w:p>
-        </w:tc>
-        <w:tc>
-          <w:tcPr>
-            <w:tcW w:w="2400" w:type="dxa"/>
-          </w:tcPr>
-          <w:p>
-            <w:r>
-              <w:t>-</w:t>
-            </w:r>
-          </w:p>
-        </w:tc>
-      </w:tr>
-      <w:tr>
-        <w:tc>
-          <w:tcPr>
-            <w:tcW w:w="2400" w:type="dxa"/>
-          </w:tcPr>
-          <w:p>
-            <w:r>
-              <w:t>12</w:t>
+              <w:t>0.453</w:t>
+            </w:r>
+          </w:p>
+        </w:tc>
+        <w:tc>
+          <w:tcPr>
+            <w:tcW w:w="2400" w:type="dxa"/>
+          </w:tcPr>
+          <w:p>
+            <w:r>
+              <w:t>asyncio</w:t>
+            </w:r>
+          </w:p>
+        </w:tc>
+        <w:tc>
+          <w:tcPr>
+            <w:tcW w:w="2400" w:type="dxa"/>
+          </w:tcPr>
+          <w:p>
+            <w:r>
+              <w:t>-</w:t>
+            </w:r>
+          </w:p>
+        </w:tc>
+      </w:tr>
+      <w:tr>
+        <w:tc>
+          <w:tcPr>
+            <w:tcW w:w="2400" w:type="dxa"/>
+          </w:tcPr>
+          <w:p>
+            <w:r>
+              <w:t>14</w:t>
             </w:r>
           </w:p>
         </w:tc>
@@ -1140,39 +1284,39 @@
           </w:tcPr>
           <w:p>
             <w:r>
-              <w:t>0.336</w:t>
-            </w:r>
-          </w:p>
-        </w:tc>
-        <w:tc>
-          <w:tcPr>
-            <w:tcW w:w="2400" w:type="dxa"/>
-          </w:tcPr>
-          <w:p>
-            <w:r>
-              <w:t>asyncio</w:t>
-            </w:r>
-          </w:p>
-        </w:tc>
-        <w:tc>
-          <w:tcPr>
-            <w:tcW w:w="2400" w:type="dxa"/>
-          </w:tcPr>
-          <w:p>
-            <w:r>
-              <w:t>-</w:t>
-            </w:r>
-          </w:p>
-        </w:tc>
-      </w:tr>
-      <w:tr>
-        <w:tc>
-          <w:tcPr>
-            <w:tcW w:w="2400" w:type="dxa"/>
-          </w:tcPr>
-          <w:p>
-            <w:r>
-              <w:t>13</w:t>
+              <w:t>0.511</w:t>
+            </w:r>
+          </w:p>
+        </w:tc>
+        <w:tc>
+          <w:tcPr>
+            <w:tcW w:w="2400" w:type="dxa"/>
+          </w:tcPr>
+          <w:p>
+            <w:r>
+              <w:t>asyncio</w:t>
+            </w:r>
+          </w:p>
+        </w:tc>
+        <w:tc>
+          <w:tcPr>
+            <w:tcW w:w="2400" w:type="dxa"/>
+          </w:tcPr>
+          <w:p>
+            <w:r>
+              <w:t>-</w:t>
+            </w:r>
+          </w:p>
+        </w:tc>
+      </w:tr>
+      <w:tr>
+        <w:tc>
+          <w:tcPr>
+            <w:tcW w:w="2400" w:type="dxa"/>
+          </w:tcPr>
+          <w:p>
+            <w:r>
+              <w:t>15</w:t>
             </w:r>
           </w:p>
         </w:tc>
@@ -1212,39 +1356,39 @@
           </w:tcPr>
           <w:p>
             <w:r>
-              <w:t>0.028</w:t>
-            </w:r>
-          </w:p>
-        </w:tc>
-        <w:tc>
-          <w:tcPr>
-            <w:tcW w:w="2400" w:type="dxa"/>
-          </w:tcPr>
-          <w:p>
-            <w:r>
-              <w:t>asyncio</w:t>
-            </w:r>
-          </w:p>
-        </w:tc>
-        <w:tc>
-          <w:tcPr>
-            <w:tcW w:w="2400" w:type="dxa"/>
-          </w:tcPr>
-          <w:p>
-            <w:r>
-              <w:t>-</w:t>
-            </w:r>
-          </w:p>
-        </w:tc>
-      </w:tr>
-      <w:tr>
-        <w:tc>
-          <w:tcPr>
-            <w:tcW w:w="2400" w:type="dxa"/>
-          </w:tcPr>
-          <w:p>
-            <w:r>
-              <w:t>14</w:t>
+              <w:t>0.024</w:t>
+            </w:r>
+          </w:p>
+        </w:tc>
+        <w:tc>
+          <w:tcPr>
+            <w:tcW w:w="2400" w:type="dxa"/>
+          </w:tcPr>
+          <w:p>
+            <w:r>
+              <w:t>asyncio</w:t>
+            </w:r>
+          </w:p>
+        </w:tc>
+        <w:tc>
+          <w:tcPr>
+            <w:tcW w:w="2400" w:type="dxa"/>
+          </w:tcPr>
+          <w:p>
+            <w:r>
+              <w:t>-</w:t>
+            </w:r>
+          </w:p>
+        </w:tc>
+      </w:tr>
+      <w:tr>
+        <w:tc>
+          <w:tcPr>
+            <w:tcW w:w="2400" w:type="dxa"/>
+          </w:tcPr>
+          <w:p>
+            <w:r>
+              <w:t>16</w:t>
             </w:r>
           </w:p>
         </w:tc>
@@ -1284,39 +1428,111 @@
           </w:tcPr>
           <w:p>
             <w:r>
-              <w:t>0.604</w:t>
-            </w:r>
-          </w:p>
-        </w:tc>
-        <w:tc>
-          <w:tcPr>
-            <w:tcW w:w="2400" w:type="dxa"/>
-          </w:tcPr>
-          <w:p>
-            <w:r>
-              <w:t>asyncio</w:t>
-            </w:r>
-          </w:p>
-        </w:tc>
-        <w:tc>
-          <w:tcPr>
-            <w:tcW w:w="2400" w:type="dxa"/>
-          </w:tcPr>
-          <w:p>
-            <w:r>
-              <w:t>-</w:t>
-            </w:r>
-          </w:p>
-        </w:tc>
-      </w:tr>
-      <w:tr>
-        <w:tc>
-          <w:tcPr>
-            <w:tcW w:w="2400" w:type="dxa"/>
-          </w:tcPr>
-          <w:p>
-            <w:r>
-              <w:t>15</w:t>
+              <w:t>0.808</w:t>
+            </w:r>
+          </w:p>
+        </w:tc>
+        <w:tc>
+          <w:tcPr>
+            <w:tcW w:w="2400" w:type="dxa"/>
+          </w:tcPr>
+          <w:p>
+            <w:r>
+              <w:t>asyncio</w:t>
+            </w:r>
+          </w:p>
+        </w:tc>
+        <w:tc>
+          <w:tcPr>
+            <w:tcW w:w="2400" w:type="dxa"/>
+          </w:tcPr>
+          <w:p>
+            <w:r>
+              <w:t>-</w:t>
+            </w:r>
+          </w:p>
+        </w:tc>
+      </w:tr>
+      <w:tr>
+        <w:tc>
+          <w:tcPr>
+            <w:tcW w:w="2400" w:type="dxa"/>
+          </w:tcPr>
+          <w:p>
+            <w:r>
+              <w:t>17</w:t>
+            </w:r>
+          </w:p>
+        </w:tc>
+        <w:tc>
+          <w:tcPr>
+            <w:tcW w:w="2400" w:type="dxa"/>
+          </w:tcPr>
+          <w:p>
+            <w:r>
+              <w:t>test_update_mission_can_disable_enforce_airspace</w:t>
+            </w:r>
+          </w:p>
+        </w:tc>
+        <w:tc>
+          <w:tcPr>
+            <w:tcW w:w="2400" w:type="dxa"/>
+          </w:tcPr>
+          <w:p>
+            <w:r>
+              <w:t>PATCH is only allowed in 'planning' status, and a drone's first | mission auto-approves — so create a throwaway first mission for this | drone_instance_id to push the one under test into 'planning'.</w:t>
+            </w:r>
+          </w:p>
+        </w:tc>
+        <w:tc>
+          <w:tcPr>
+            <w:tcW w:w="2400" w:type="dxa"/>
+          </w:tcPr>
+          <w:p>
+            <w:r>
+              <w:t>Passed</w:t>
+            </w:r>
+          </w:p>
+        </w:tc>
+        <w:tc>
+          <w:tcPr>
+            <w:tcW w:w="2400" w:type="dxa"/>
+          </w:tcPr>
+          <w:p>
+            <w:r>
+              <w:t>0.472</w:t>
+            </w:r>
+          </w:p>
+        </w:tc>
+        <w:tc>
+          <w:tcPr>
+            <w:tcW w:w="2400" w:type="dxa"/>
+          </w:tcPr>
+          <w:p>
+            <w:r>
+              <w:t>asyncio</w:t>
+            </w:r>
+          </w:p>
+        </w:tc>
+        <w:tc>
+          <w:tcPr>
+            <w:tcW w:w="2400" w:type="dxa"/>
+          </w:tcPr>
+          <w:p>
+            <w:r>
+              <w:t>-</w:t>
+            </w:r>
+          </w:p>
+        </w:tc>
+      </w:tr>
+      <w:tr>
+        <w:tc>
+          <w:tcPr>
+            <w:tcW w:w="2400" w:type="dxa"/>
+          </w:tcPr>
+          <w:p>
+            <w:r>
+              <w:t>18</w:t>
             </w:r>
           </w:p>
         </w:tc>
@@ -1346,49 +1562,49 @@
           </w:tcPr>
           <w:p>
             <w:r>
-              <w:t>Failed</w:t>
-            </w:r>
-          </w:p>
-        </w:tc>
-        <w:tc>
-          <w:tcPr>
-            <w:tcW w:w="2400" w:type="dxa"/>
-          </w:tcPr>
-          <w:p>
-            <w:r>
-              <w:t>0.376</w:t>
-            </w:r>
-          </w:p>
-        </w:tc>
-        <w:tc>
-          <w:tcPr>
-            <w:tcW w:w="2400" w:type="dxa"/>
-          </w:tcPr>
-          <w:p>
-            <w:r>
-              <w:t>asyncio</w:t>
-            </w:r>
-          </w:p>
-        </w:tc>
-        <w:tc>
-          <w:tcPr>
-            <w:tcW w:w="2400" w:type="dxa"/>
-          </w:tcPr>
-          <w:p>
-            <w:r>
-              <w:t>client = &lt;httpx.AsyncClient object at 0x79ab94c2b5d0&gt;, flight_controller_user = &lt;app.models.user.User object at 0x79ab94c29b90&gt; | make_token = &lt;function make_token.&lt;locals&gt;._inner at 0x79ab94cdaf20&gt; |     @pytest.mark.asyncio |     async def test_update_mission_geofence_200( |         client: AsyncClient, flight_controller_user, make_token |     ): |         """Update a planning-status mission's geofence and verify it persists.""" |         hdrs = auth_headers(flight_controller_user, make_token) |         m = await _make_mission(client, hdrs) |         try: |             geofence = { |                 "type": "Polygon",</w:t>
-            </w:r>
-          </w:p>
-        </w:tc>
-      </w:tr>
-      <w:tr>
-        <w:tc>
-          <w:tcPr>
-            <w:tcW w:w="2400" w:type="dxa"/>
-          </w:tcPr>
-          <w:p>
-            <w:r>
-              <w:t>16</w:t>
+              <w:t>Passed</w:t>
+            </w:r>
+          </w:p>
+        </w:tc>
+        <w:tc>
+          <w:tcPr>
+            <w:tcW w:w="2400" w:type="dxa"/>
+          </w:tcPr>
+          <w:p>
+            <w:r>
+              <w:t>0.468</w:t>
+            </w:r>
+          </w:p>
+        </w:tc>
+        <w:tc>
+          <w:tcPr>
+            <w:tcW w:w="2400" w:type="dxa"/>
+          </w:tcPr>
+          <w:p>
+            <w:r>
+              <w:t>asyncio</w:t>
+            </w:r>
+          </w:p>
+        </w:tc>
+        <w:tc>
+          <w:tcPr>
+            <w:tcW w:w="2400" w:type="dxa"/>
+          </w:tcPr>
+          <w:p>
+            <w:r>
+              <w:t>-</w:t>
+            </w:r>
+          </w:p>
+        </w:tc>
+      </w:tr>
+      <w:tr>
+        <w:tc>
+          <w:tcPr>
+            <w:tcW w:w="2400" w:type="dxa"/>
+          </w:tcPr>
+          <w:p>
+            <w:r>
+              <w:t>19</w:t>
             </w:r>
           </w:p>
         </w:tc>
@@ -1418,49 +1634,49 @@
           </w:tcPr>
           <w:p>
             <w:r>
-              <w:t>Failed</w:t>
-            </w:r>
-          </w:p>
-        </w:tc>
-        <w:tc>
-          <w:tcPr>
-            <w:tcW w:w="2400" w:type="dxa"/>
-          </w:tcPr>
-          <w:p>
-            <w:r>
-              <w:t>0.332</w:t>
-            </w:r>
-          </w:p>
-        </w:tc>
-        <w:tc>
-          <w:tcPr>
-            <w:tcW w:w="2400" w:type="dxa"/>
-          </w:tcPr>
-          <w:p>
-            <w:r>
-              <w:t>asyncio</w:t>
-            </w:r>
-          </w:p>
-        </w:tc>
-        <w:tc>
-          <w:tcPr>
-            <w:tcW w:w="2400" w:type="dxa"/>
-          </w:tcPr>
-          <w:p>
-            <w:r>
-              <w:t>client = &lt;httpx.AsyncClient object at 0x79ab9478f510&gt;, flight_controller_user = &lt;app.models.user.User object at 0x79ab94751090&gt; | make_token = &lt;function make_token.&lt;locals&gt;._inner at 0x79ab9483cc20&gt; |     @pytest.mark.asyncio |     async def test_update_mission_name_and_waypoints_200( |         client: AsyncClient, flight_controller_user, make_token |     ): |         """Update mission name and replace waypoints.""" |         hdrs = auth_headers(flight_controller_user, make_token) |         m = await _make_mission(client, hdrs) |         try: |             new_wp = { |                 "sequence": 1, "latitude": 12.95, "longitude": 77.55,</w:t>
-            </w:r>
-          </w:p>
-        </w:tc>
-      </w:tr>
-      <w:tr>
-        <w:tc>
-          <w:tcPr>
-            <w:tcW w:w="2400" w:type="dxa"/>
-          </w:tcPr>
-          <w:p>
-            <w:r>
-              <w:t>17</w:t>
+              <w:t>Passed</w:t>
+            </w:r>
+          </w:p>
+        </w:tc>
+        <w:tc>
+          <w:tcPr>
+            <w:tcW w:w="2400" w:type="dxa"/>
+          </w:tcPr>
+          <w:p>
+            <w:r>
+              <w:t>0.454</w:t>
+            </w:r>
+          </w:p>
+        </w:tc>
+        <w:tc>
+          <w:tcPr>
+            <w:tcW w:w="2400" w:type="dxa"/>
+          </w:tcPr>
+          <w:p>
+            <w:r>
+              <w:t>asyncio</w:t>
+            </w:r>
+          </w:p>
+        </w:tc>
+        <w:tc>
+          <w:tcPr>
+            <w:tcW w:w="2400" w:type="dxa"/>
+          </w:tcPr>
+          <w:p>
+            <w:r>
+              <w:t>-</w:t>
+            </w:r>
+          </w:p>
+        </w:tc>
+      </w:tr>
+      <w:tr>
+        <w:tc>
+          <w:tcPr>
+            <w:tcW w:w="2400" w:type="dxa"/>
+          </w:tcPr>
+          <w:p>
+            <w:r>
+              <w:t>20</w:t>
             </w:r>
           </w:p>
         </w:tc>
@@ -1500,39 +1716,39 @@
           </w:tcPr>
           <w:p>
             <w:r>
-              <w:t>0.665</w:t>
-            </w:r>
-          </w:p>
-        </w:tc>
-        <w:tc>
-          <w:tcPr>
-            <w:tcW w:w="2400" w:type="dxa"/>
-          </w:tcPr>
-          <w:p>
-            <w:r>
-              <w:t>asyncio</w:t>
-            </w:r>
-          </w:p>
-        </w:tc>
-        <w:tc>
-          <w:tcPr>
-            <w:tcW w:w="2400" w:type="dxa"/>
-          </w:tcPr>
-          <w:p>
-            <w:r>
-              <w:t>-</w:t>
-            </w:r>
-          </w:p>
-        </w:tc>
-      </w:tr>
-      <w:tr>
-        <w:tc>
-          <w:tcPr>
-            <w:tcW w:w="2400" w:type="dxa"/>
-          </w:tcPr>
-          <w:p>
-            <w:r>
-              <w:t>18</w:t>
+              <w:t>0.900</w:t>
+            </w:r>
+          </w:p>
+        </w:tc>
+        <w:tc>
+          <w:tcPr>
+            <w:tcW w:w="2400" w:type="dxa"/>
+          </w:tcPr>
+          <w:p>
+            <w:r>
+              <w:t>asyncio</w:t>
+            </w:r>
+          </w:p>
+        </w:tc>
+        <w:tc>
+          <w:tcPr>
+            <w:tcW w:w="2400" w:type="dxa"/>
+          </w:tcPr>
+          <w:p>
+            <w:r>
+              <w:t>-</w:t>
+            </w:r>
+          </w:p>
+        </w:tc>
+      </w:tr>
+      <w:tr>
+        <w:tc>
+          <w:tcPr>
+            <w:tcW w:w="2400" w:type="dxa"/>
+          </w:tcPr>
+          <w:p>
+            <w:r>
+              <w:t>21</w:t>
             </w:r>
           </w:p>
         </w:tc>
@@ -1572,39 +1788,111 @@
           </w:tcPr>
           <w:p>
             <w:r>
-              <w:t>0.332</w:t>
-            </w:r>
-          </w:p>
-        </w:tc>
-        <w:tc>
-          <w:tcPr>
-            <w:tcW w:w="2400" w:type="dxa"/>
-          </w:tcPr>
-          <w:p>
-            <w:r>
-              <w:t>asyncio</w:t>
-            </w:r>
-          </w:p>
-        </w:tc>
-        <w:tc>
-          <w:tcPr>
-            <w:tcW w:w="2400" w:type="dxa"/>
-          </w:tcPr>
-          <w:p>
-            <w:r>
-              <w:t>-</w:t>
-            </w:r>
-          </w:p>
-        </w:tc>
-      </w:tr>
-      <w:tr>
-        <w:tc>
-          <w:tcPr>
-            <w:tcW w:w="2400" w:type="dxa"/>
-          </w:tcPr>
-          <w:p>
-            <w:r>
-              <w:t>19</w:t>
+              <w:t>0.409</w:t>
+            </w:r>
+          </w:p>
+        </w:tc>
+        <w:tc>
+          <w:tcPr>
+            <w:tcW w:w="2400" w:type="dxa"/>
+          </w:tcPr>
+          <w:p>
+            <w:r>
+              <w:t>asyncio</w:t>
+            </w:r>
+          </w:p>
+        </w:tc>
+        <w:tc>
+          <w:tcPr>
+            <w:tcW w:w="2400" w:type="dxa"/>
+          </w:tcPr>
+          <w:p>
+            <w:r>
+              <w:t>-</w:t>
+            </w:r>
+          </w:p>
+        </w:tc>
+      </w:tr>
+      <w:tr>
+        <w:tc>
+          <w:tcPr>
+            <w:tcW w:w="2400" w:type="dxa"/>
+          </w:tcPr>
+          <w:p>
+            <w:r>
+              <w:t>22</w:t>
+            </w:r>
+          </w:p>
+        </w:tc>
+        <w:tc>
+          <w:tcPr>
+            <w:tcW w:w="2400" w:type="dxa"/>
+          </w:tcPr>
+          <w:p>
+            <w:r>
+              <w:t>test_update_mission_omitting_enforce_airspace_leaves_it_unchanged</w:t>
+            </w:r>
+          </w:p>
+        </w:tc>
+        <w:tc>
+          <w:tcPr>
+            <w:tcW w:w="2400" w:type="dxa"/>
+          </w:tcPr>
+          <w:p>
+            <w:r>
+              <w:t>A PATCH that doesn't mention enforce_airspace must not reset it to True.</w:t>
+            </w:r>
+          </w:p>
+        </w:tc>
+        <w:tc>
+          <w:tcPr>
+            <w:tcW w:w="2400" w:type="dxa"/>
+          </w:tcPr>
+          <w:p>
+            <w:r>
+              <w:t>Passed</w:t>
+            </w:r>
+          </w:p>
+        </w:tc>
+        <w:tc>
+          <w:tcPr>
+            <w:tcW w:w="2400" w:type="dxa"/>
+          </w:tcPr>
+          <w:p>
+            <w:r>
+              <w:t>0.486</w:t>
+            </w:r>
+          </w:p>
+        </w:tc>
+        <w:tc>
+          <w:tcPr>
+            <w:tcW w:w="2400" w:type="dxa"/>
+          </w:tcPr>
+          <w:p>
+            <w:r>
+              <w:t>asyncio</w:t>
+            </w:r>
+          </w:p>
+        </w:tc>
+        <w:tc>
+          <w:tcPr>
+            <w:tcW w:w="2400" w:type="dxa"/>
+          </w:tcPr>
+          <w:p>
+            <w:r>
+              <w:t>-</w:t>
+            </w:r>
+          </w:p>
+        </w:tc>
+      </w:tr>
+      <w:tr>
+        <w:tc>
+          <w:tcPr>
+            <w:tcW w:w="2400" w:type="dxa"/>
+          </w:tcPr>
+          <w:p>
+            <w:r>
+              <w:t>23</w:t>
             </w:r>
           </w:p>
         </w:tc>
@@ -1644,39 +1932,39 @@
           </w:tcPr>
           <w:p>
             <w:r>
-              <w:t>0.014</w:t>
-            </w:r>
-          </w:p>
-        </w:tc>
-        <w:tc>
-          <w:tcPr>
-            <w:tcW w:w="2400" w:type="dxa"/>
-          </w:tcPr>
-          <w:p>
-            <w:r>
-              <w:t>asyncio</w:t>
-            </w:r>
-          </w:p>
-        </w:tc>
-        <w:tc>
-          <w:tcPr>
-            <w:tcW w:w="2400" w:type="dxa"/>
-          </w:tcPr>
-          <w:p>
-            <w:r>
-              <w:t>-</w:t>
-            </w:r>
-          </w:p>
-        </w:tc>
-      </w:tr>
-      <w:tr>
-        <w:tc>
-          <w:tcPr>
-            <w:tcW w:w="2400" w:type="dxa"/>
-          </w:tcPr>
-          <w:p>
-            <w:r>
-              <w:t>20</w:t>
+              <w:t>0.034</w:t>
+            </w:r>
+          </w:p>
+        </w:tc>
+        <w:tc>
+          <w:tcPr>
+            <w:tcW w:w="2400" w:type="dxa"/>
+          </w:tcPr>
+          <w:p>
+            <w:r>
+              <w:t>asyncio</w:t>
+            </w:r>
+          </w:p>
+        </w:tc>
+        <w:tc>
+          <w:tcPr>
+            <w:tcW w:w="2400" w:type="dxa"/>
+          </w:tcPr>
+          <w:p>
+            <w:r>
+              <w:t>-</w:t>
+            </w:r>
+          </w:p>
+        </w:tc>
+      </w:tr>
+      <w:tr>
+        <w:tc>
+          <w:tcPr>
+            <w:tcW w:w="2400" w:type="dxa"/>
+          </w:tcPr>
+          <w:p>
+            <w:r>
+              <w:t>24</w:t>
             </w:r>
           </w:p>
         </w:tc>
@@ -1716,39 +2004,39 @@
           </w:tcPr>
           <w:p>
             <w:r>
-              <w:t>0.321</w:t>
-            </w:r>
-          </w:p>
-        </w:tc>
-        <w:tc>
-          <w:tcPr>
-            <w:tcW w:w="2400" w:type="dxa"/>
-          </w:tcPr>
-          <w:p>
-            <w:r>
-              <w:t>asyncio</w:t>
-            </w:r>
-          </w:p>
-        </w:tc>
-        <w:tc>
-          <w:tcPr>
-            <w:tcW w:w="2400" w:type="dxa"/>
-          </w:tcPr>
-          <w:p>
-            <w:r>
-              <w:t>-</w:t>
-            </w:r>
-          </w:p>
-        </w:tc>
-      </w:tr>
-      <w:tr>
-        <w:tc>
-          <w:tcPr>
-            <w:tcW w:w="2400" w:type="dxa"/>
-          </w:tcPr>
-          <w:p>
-            <w:r>
-              <w:t>21</w:t>
+              <w:t>0.416</w:t>
+            </w:r>
+          </w:p>
+        </w:tc>
+        <w:tc>
+          <w:tcPr>
+            <w:tcW w:w="2400" w:type="dxa"/>
+          </w:tcPr>
+          <w:p>
+            <w:r>
+              <w:t>asyncio</w:t>
+            </w:r>
+          </w:p>
+        </w:tc>
+        <w:tc>
+          <w:tcPr>
+            <w:tcW w:w="2400" w:type="dxa"/>
+          </w:tcPr>
+          <w:p>
+            <w:r>
+              <w:t>-</w:t>
+            </w:r>
+          </w:p>
+        </w:tc>
+      </w:tr>
+      <w:tr>
+        <w:tc>
+          <w:tcPr>
+            <w:tcW w:w="2400" w:type="dxa"/>
+          </w:tcPr>
+          <w:p>
+            <w:r>
+              <w:t>25</w:t>
             </w:r>
           </w:p>
         </w:tc>
@@ -1788,39 +2076,39 @@
           </w:tcPr>
           <w:p>
             <w:r>
-              <w:t>0.685</w:t>
-            </w:r>
-          </w:p>
-        </w:tc>
-        <w:tc>
-          <w:tcPr>
-            <w:tcW w:w="2400" w:type="dxa"/>
-          </w:tcPr>
-          <w:p>
-            <w:r>
-              <w:t>asyncio</w:t>
-            </w:r>
-          </w:p>
-        </w:tc>
-        <w:tc>
-          <w:tcPr>
-            <w:tcW w:w="2400" w:type="dxa"/>
-          </w:tcPr>
-          <w:p>
-            <w:r>
-              <w:t>-</w:t>
-            </w:r>
-          </w:p>
-        </w:tc>
-      </w:tr>
-      <w:tr>
-        <w:tc>
-          <w:tcPr>
-            <w:tcW w:w="2400" w:type="dxa"/>
-          </w:tcPr>
-          <w:p>
-            <w:r>
-              <w:t>22</w:t>
+              <w:t>0.900</w:t>
+            </w:r>
+          </w:p>
+        </w:tc>
+        <w:tc>
+          <w:tcPr>
+            <w:tcW w:w="2400" w:type="dxa"/>
+          </w:tcPr>
+          <w:p>
+            <w:r>
+              <w:t>asyncio</w:t>
+            </w:r>
+          </w:p>
+        </w:tc>
+        <w:tc>
+          <w:tcPr>
+            <w:tcW w:w="2400" w:type="dxa"/>
+          </w:tcPr>
+          <w:p>
+            <w:r>
+              <w:t>-</w:t>
+            </w:r>
+          </w:p>
+        </w:tc>
+      </w:tr>
+      <w:tr>
+        <w:tc>
+          <w:tcPr>
+            <w:tcW w:w="2400" w:type="dxa"/>
+          </w:tcPr>
+          <w:p>
+            <w:r>
+              <w:t>26</w:t>
             </w:r>
           </w:p>
         </w:tc>
@@ -1860,39 +2148,39 @@
           </w:tcPr>
           <w:p>
             <w:r>
-              <w:t>0.808</w:t>
-            </w:r>
-          </w:p>
-        </w:tc>
-        <w:tc>
-          <w:tcPr>
-            <w:tcW w:w="2400" w:type="dxa"/>
-          </w:tcPr>
-          <w:p>
-            <w:r>
-              <w:t>asyncio</w:t>
-            </w:r>
-          </w:p>
-        </w:tc>
-        <w:tc>
-          <w:tcPr>
-            <w:tcW w:w="2400" w:type="dxa"/>
-          </w:tcPr>
-          <w:p>
-            <w:r>
-              <w:t>-</w:t>
-            </w:r>
-          </w:p>
-        </w:tc>
-      </w:tr>
-      <w:tr>
-        <w:tc>
-          <w:tcPr>
-            <w:tcW w:w="2400" w:type="dxa"/>
-          </w:tcPr>
-          <w:p>
-            <w:r>
-              <w:t>23</w:t>
+              <w:t>0.848</w:t>
+            </w:r>
+          </w:p>
+        </w:tc>
+        <w:tc>
+          <w:tcPr>
+            <w:tcW w:w="2400" w:type="dxa"/>
+          </w:tcPr>
+          <w:p>
+            <w:r>
+              <w:t>asyncio</w:t>
+            </w:r>
+          </w:p>
+        </w:tc>
+        <w:tc>
+          <w:tcPr>
+            <w:tcW w:w="2400" w:type="dxa"/>
+          </w:tcPr>
+          <w:p>
+            <w:r>
+              <w:t>-</w:t>
+            </w:r>
+          </w:p>
+        </w:tc>
+      </w:tr>
+      <w:tr>
+        <w:tc>
+          <w:tcPr>
+            <w:tcW w:w="2400" w:type="dxa"/>
+          </w:tcPr>
+          <w:p>
+            <w:r>
+              <w:t>27</w:t>
             </w:r>
           </w:p>
         </w:tc>
@@ -1932,39 +2220,39 @@
           </w:tcPr>
           <w:p>
             <w:r>
-              <w:t>0.398</w:t>
-            </w:r>
-          </w:p>
-        </w:tc>
-        <w:tc>
-          <w:tcPr>
-            <w:tcW w:w="2400" w:type="dxa"/>
-          </w:tcPr>
-          <w:p>
-            <w:r>
-              <w:t>asyncio</w:t>
-            </w:r>
-          </w:p>
-        </w:tc>
-        <w:tc>
-          <w:tcPr>
-            <w:tcW w:w="2400" w:type="dxa"/>
-          </w:tcPr>
-          <w:p>
-            <w:r>
-              <w:t>-</w:t>
-            </w:r>
-          </w:p>
-        </w:tc>
-      </w:tr>
-      <w:tr>
-        <w:tc>
-          <w:tcPr>
-            <w:tcW w:w="2400" w:type="dxa"/>
-          </w:tcPr>
-          <w:p>
-            <w:r>
-              <w:t>24</w:t>
+              <w:t>0.434</w:t>
+            </w:r>
+          </w:p>
+        </w:tc>
+        <w:tc>
+          <w:tcPr>
+            <w:tcW w:w="2400" w:type="dxa"/>
+          </w:tcPr>
+          <w:p>
+            <w:r>
+              <w:t>asyncio</w:t>
+            </w:r>
+          </w:p>
+        </w:tc>
+        <w:tc>
+          <w:tcPr>
+            <w:tcW w:w="2400" w:type="dxa"/>
+          </w:tcPr>
+          <w:p>
+            <w:r>
+              <w:t>-</w:t>
+            </w:r>
+          </w:p>
+        </w:tc>
+      </w:tr>
+      <w:tr>
+        <w:tc>
+          <w:tcPr>
+            <w:tcW w:w="2400" w:type="dxa"/>
+          </w:tcPr>
+          <w:p>
+            <w:r>
+              <w:t>28</w:t>
             </w:r>
           </w:p>
         </w:tc>
@@ -2004,39 +2292,39 @@
           </w:tcPr>
           <w:p>
             <w:r>
-              <w:t>0.363</w:t>
-            </w:r>
-          </w:p>
-        </w:tc>
-        <w:tc>
-          <w:tcPr>
-            <w:tcW w:w="2400" w:type="dxa"/>
-          </w:tcPr>
-          <w:p>
-            <w:r>
-              <w:t>asyncio</w:t>
-            </w:r>
-          </w:p>
-        </w:tc>
-        <w:tc>
-          <w:tcPr>
-            <w:tcW w:w="2400" w:type="dxa"/>
-          </w:tcPr>
-          <w:p>
-            <w:r>
-              <w:t>-</w:t>
-            </w:r>
-          </w:p>
-        </w:tc>
-      </w:tr>
-      <w:tr>
-        <w:tc>
-          <w:tcPr>
-            <w:tcW w:w="2400" w:type="dxa"/>
-          </w:tcPr>
-          <w:p>
-            <w:r>
-              <w:t>25</w:t>
+              <w:t>0.449</w:t>
+            </w:r>
+          </w:p>
+        </w:tc>
+        <w:tc>
+          <w:tcPr>
+            <w:tcW w:w="2400" w:type="dxa"/>
+          </w:tcPr>
+          <w:p>
+            <w:r>
+              <w:t>asyncio</w:t>
+            </w:r>
+          </w:p>
+        </w:tc>
+        <w:tc>
+          <w:tcPr>
+            <w:tcW w:w="2400" w:type="dxa"/>
+          </w:tcPr>
+          <w:p>
+            <w:r>
+              <w:t>-</w:t>
+            </w:r>
+          </w:p>
+        </w:tc>
+      </w:tr>
+      <w:tr>
+        <w:tc>
+          <w:tcPr>
+            <w:tcW w:w="2400" w:type="dxa"/>
+          </w:tcPr>
+          <w:p>
+            <w:r>
+              <w:t>29</w:t>
             </w:r>
           </w:p>
         </w:tc>
@@ -2076,39 +2364,39 @@
           </w:tcPr>
           <w:p>
             <w:r>
-              <w:t>0.351</w:t>
-            </w:r>
-          </w:p>
-        </w:tc>
-        <w:tc>
-          <w:tcPr>
-            <w:tcW w:w="2400" w:type="dxa"/>
-          </w:tcPr>
-          <w:p>
-            <w:r>
-              <w:t>asyncio</w:t>
-            </w:r>
-          </w:p>
-        </w:tc>
-        <w:tc>
-          <w:tcPr>
-            <w:tcW w:w="2400" w:type="dxa"/>
-          </w:tcPr>
-          <w:p>
-            <w:r>
-              <w:t>-</w:t>
-            </w:r>
-          </w:p>
-        </w:tc>
-      </w:tr>
-      <w:tr>
-        <w:tc>
-          <w:tcPr>
-            <w:tcW w:w="2400" w:type="dxa"/>
-          </w:tcPr>
-          <w:p>
-            <w:r>
-              <w:t>26</w:t>
+              <w:t>0.411</w:t>
+            </w:r>
+          </w:p>
+        </w:tc>
+        <w:tc>
+          <w:tcPr>
+            <w:tcW w:w="2400" w:type="dxa"/>
+          </w:tcPr>
+          <w:p>
+            <w:r>
+              <w:t>asyncio</w:t>
+            </w:r>
+          </w:p>
+        </w:tc>
+        <w:tc>
+          <w:tcPr>
+            <w:tcW w:w="2400" w:type="dxa"/>
+          </w:tcPr>
+          <w:p>
+            <w:r>
+              <w:t>-</w:t>
+            </w:r>
+          </w:p>
+        </w:tc>
+      </w:tr>
+      <w:tr>
+        <w:tc>
+          <w:tcPr>
+            <w:tcW w:w="2400" w:type="dxa"/>
+          </w:tcPr>
+          <w:p>
+            <w:r>
+              <w:t>30</w:t>
             </w:r>
           </w:p>
         </w:tc>
@@ -2148,39 +2436,39 @@
           </w:tcPr>
           <w:p>
             <w:r>
-              <w:t>0.047</w:t>
-            </w:r>
-          </w:p>
-        </w:tc>
-        <w:tc>
-          <w:tcPr>
-            <w:tcW w:w="2400" w:type="dxa"/>
-          </w:tcPr>
-          <w:p>
-            <w:r>
-              <w:t>asyncio</w:t>
-            </w:r>
-          </w:p>
-        </w:tc>
-        <w:tc>
-          <w:tcPr>
-            <w:tcW w:w="2400" w:type="dxa"/>
-          </w:tcPr>
-          <w:p>
-            <w:r>
-              <w:t>-</w:t>
-            </w:r>
-          </w:p>
-        </w:tc>
-      </w:tr>
-      <w:tr>
-        <w:tc>
-          <w:tcPr>
-            <w:tcW w:w="2400" w:type="dxa"/>
-          </w:tcPr>
-          <w:p>
-            <w:r>
-              <w:t>27</w:t>
+              <w:t>0.024</w:t>
+            </w:r>
+          </w:p>
+        </w:tc>
+        <w:tc>
+          <w:tcPr>
+            <w:tcW w:w="2400" w:type="dxa"/>
+          </w:tcPr>
+          <w:p>
+            <w:r>
+              <w:t>asyncio</w:t>
+            </w:r>
+          </w:p>
+        </w:tc>
+        <w:tc>
+          <w:tcPr>
+            <w:tcW w:w="2400" w:type="dxa"/>
+          </w:tcPr>
+          <w:p>
+            <w:r>
+              <w:t>-</w:t>
+            </w:r>
+          </w:p>
+        </w:tc>
+      </w:tr>
+      <w:tr>
+        <w:tc>
+          <w:tcPr>
+            <w:tcW w:w="2400" w:type="dxa"/>
+          </w:tcPr>
+          <w:p>
+            <w:r>
+              <w:t>31</w:t>
             </w:r>
           </w:p>
         </w:tc>
@@ -2220,7 +2508,7 @@
           </w:tcPr>
           <w:p>
             <w:r>
-              <w:t>0.351</w:t>
+              <w:t>0.399</w:t>
             </w:r>
           </w:p>
         </w:tc>
